--- a/Dokumentacija/SEMP_Dokumentacija.docx
+++ b/Dokumentacija/SEMP_Dokumentacija.docx
@@ -401,27 +401,7 @@
               <w:sz w:val="24"/>
               <w:szCs w:val="24"/>
             </w:rPr>
-            <w:t>1.</w:t>
-          </w:r>
-          <w:r>
-            <w:rPr>
-              <w:rFonts w:ascii="Times New Roman" w:eastAsia="Arial" w:hAnsi="Times New Roman" w:cs="Times New Roman"/>
-              <w:b/>
-              <w:bCs/>
-              <w:sz w:val="24"/>
-              <w:szCs w:val="24"/>
-            </w:rPr>
-            <w:t>1.</w:t>
-          </w:r>
-          <w:r>
-            <w:rPr>
-              <w:rFonts w:ascii="Times New Roman" w:eastAsia="Arial" w:hAnsi="Times New Roman" w:cs="Times New Roman"/>
-              <w:b/>
-              <w:bCs/>
-              <w:sz w:val="24"/>
-              <w:szCs w:val="24"/>
-            </w:rPr>
-            <w:t xml:space="preserve"> Dokument i analiza dokumenta</w:t>
+            <w:t>1.1. Dokument i analiza dokumenta</w:t>
           </w:r>
           <w:r>
             <w:rPr>
@@ -838,6 +818,177 @@
             </w:tabs>
             <w:spacing w:before="50" w:after="50"/>
             <w:rPr>
+              <w:rFonts w:ascii="Times New Roman" w:eastAsia="Arial" w:hAnsi="Times New Roman" w:cs="Times New Roman"/>
+              <w:b/>
+              <w:bCs/>
+              <w:sz w:val="24"/>
+              <w:szCs w:val="24"/>
+            </w:rPr>
+          </w:pPr>
+          <w:r>
+            <w:rPr>
+              <w:rFonts w:ascii="Times New Roman" w:eastAsia="Arial" w:hAnsi="Times New Roman" w:cs="Times New Roman"/>
+              <w:b/>
+              <w:bCs/>
+              <w:sz w:val="24"/>
+              <w:szCs w:val="24"/>
+            </w:rPr>
+            <w:t>4.3.  Autentifikacija i sesija</w:t>
+          </w:r>
+          <w:r>
+            <w:rPr>
+              <w:rFonts w:ascii="Times New Roman" w:eastAsia="Arial" w:hAnsi="Times New Roman" w:cs="Times New Roman"/>
+              <w:b/>
+              <w:bCs/>
+              <w:sz w:val="24"/>
+              <w:szCs w:val="24"/>
+            </w:rPr>
+            <w:tab/>
+            <w:t>9</w:t>
+          </w:r>
+        </w:p>
+        <w:p>
+          <w:pPr>
+            <w:tabs>
+              <w:tab w:val="right" w:leader="dot" w:pos="8500"/>
+            </w:tabs>
+            <w:spacing w:before="50" w:after="50"/>
+            <w:rPr>
+              <w:rFonts w:ascii="Times New Roman" w:eastAsia="Arial" w:hAnsi="Times New Roman" w:cs="Times New Roman"/>
+              <w:b/>
+              <w:bCs/>
+              <w:sz w:val="24"/>
+              <w:szCs w:val="24"/>
+            </w:rPr>
+          </w:pPr>
+          <w:r>
+            <w:rPr>
+              <w:rFonts w:ascii="Times New Roman" w:eastAsia="Arial" w:hAnsi="Times New Roman" w:cs="Times New Roman"/>
+              <w:b/>
+              <w:bCs/>
+              <w:sz w:val="24"/>
+              <w:szCs w:val="24"/>
+              <w:lang w:val="de-DE"/>
+            </w:rPr>
+            <w:t>4.</w:t>
+          </w:r>
+          <w:r>
+            <w:rPr>
+              <w:rFonts w:ascii="Times New Roman" w:eastAsia="Arial" w:hAnsi="Times New Roman" w:cs="Times New Roman"/>
+              <w:b/>
+              <w:bCs/>
+              <w:sz w:val="24"/>
+              <w:szCs w:val="24"/>
+              <w:lang w:val="de-DE"/>
+            </w:rPr>
+            <w:t>4</w:t>
+          </w:r>
+          <w:r>
+            <w:rPr>
+              <w:rFonts w:ascii="Times New Roman" w:eastAsia="Arial" w:hAnsi="Times New Roman" w:cs="Times New Roman"/>
+              <w:b/>
+              <w:bCs/>
+              <w:sz w:val="24"/>
+              <w:szCs w:val="24"/>
+              <w:lang w:val="de-DE"/>
+            </w:rPr>
+            <w:t>.  Dijagram klasa</w:t>
+          </w:r>
+          <w:r>
+            <w:rPr>
+              <w:rFonts w:ascii="Times New Roman" w:eastAsia="Arial" w:hAnsi="Times New Roman" w:cs="Times New Roman"/>
+              <w:b/>
+              <w:bCs/>
+              <w:sz w:val="24"/>
+              <w:szCs w:val="24"/>
+              <w:lang w:val="de-DE"/>
+            </w:rPr>
+            <w:tab/>
+          </w:r>
+          <w:r>
+            <w:rPr>
+              <w:rFonts w:ascii="Times New Roman" w:eastAsia="Arial" w:hAnsi="Times New Roman" w:cs="Times New Roman"/>
+              <w:b/>
+              <w:bCs/>
+              <w:sz w:val="24"/>
+              <w:szCs w:val="24"/>
+            </w:rPr>
+            <w:t>9</w:t>
+          </w:r>
+        </w:p>
+        <w:p>
+          <w:pPr>
+            <w:tabs>
+              <w:tab w:val="right" w:leader="dot" w:pos="8500"/>
+            </w:tabs>
+            <w:spacing w:before="50" w:after="50"/>
+            <w:rPr>
+              <w:rFonts w:ascii="Times New Roman" w:eastAsia="Arial" w:hAnsi="Times New Roman" w:cs="Times New Roman"/>
+              <w:b/>
+              <w:bCs/>
+              <w:sz w:val="24"/>
+              <w:szCs w:val="24"/>
+            </w:rPr>
+          </w:pPr>
+          <w:r>
+            <w:rPr>
+              <w:rFonts w:ascii="Times New Roman" w:eastAsia="Arial" w:hAnsi="Times New Roman" w:cs="Times New Roman"/>
+              <w:b/>
+              <w:bCs/>
+              <w:sz w:val="24"/>
+              <w:szCs w:val="24"/>
+            </w:rPr>
+            <w:t>4.</w:t>
+          </w:r>
+          <w:r>
+            <w:rPr>
+              <w:rFonts w:ascii="Times New Roman" w:eastAsia="Arial" w:hAnsi="Times New Roman" w:cs="Times New Roman"/>
+              <w:b/>
+              <w:bCs/>
+              <w:sz w:val="24"/>
+              <w:szCs w:val="24"/>
+            </w:rPr>
+            <w:t>5</w:t>
+          </w:r>
+          <w:r>
+            <w:rPr>
+              <w:rFonts w:ascii="Times New Roman" w:eastAsia="Arial" w:hAnsi="Times New Roman" w:cs="Times New Roman"/>
+              <w:b/>
+              <w:bCs/>
+              <w:sz w:val="24"/>
+              <w:szCs w:val="24"/>
+            </w:rPr>
+            <w:t xml:space="preserve">.  </w:t>
+          </w:r>
+          <w:r>
+            <w:rPr>
+              <w:rFonts w:ascii="Times New Roman" w:eastAsia="Arial" w:hAnsi="Times New Roman" w:cs="Times New Roman"/>
+              <w:b/>
+              <w:bCs/>
+              <w:sz w:val="24"/>
+              <w:szCs w:val="24"/>
+            </w:rPr>
+            <w:t>Dijagram komponenti</w:t>
+          </w:r>
+          <w:r>
+            <w:rPr>
+              <w:rFonts w:ascii="Times New Roman" w:eastAsia="Arial" w:hAnsi="Times New Roman" w:cs="Times New Roman"/>
+              <w:b/>
+              <w:bCs/>
+              <w:sz w:val="24"/>
+              <w:szCs w:val="24"/>
+            </w:rPr>
+            <w:tab/>
+            <w:t>9</w:t>
+          </w:r>
+        </w:p>
+        <w:p>
+          <w:pPr>
+            <w:tabs>
+              <w:tab w:val="right" w:leader="dot" w:pos="8500"/>
+            </w:tabs>
+            <w:spacing w:before="50" w:after="50"/>
+            <w:rPr>
               <w:rFonts w:ascii="Times New Roman" w:hAnsi="Times New Roman" w:cs="Times New Roman"/>
               <w:b/>
               <w:bCs/>
@@ -853,7 +1004,37 @@
               <w:sz w:val="24"/>
               <w:szCs w:val="24"/>
             </w:rPr>
-            <w:t>4.3.  Autentifikacija i sesija</w:t>
+            <w:t>4.</w:t>
+          </w:r>
+          <w:r>
+            <w:rPr>
+              <w:rFonts w:ascii="Times New Roman" w:eastAsia="Arial" w:hAnsi="Times New Roman" w:cs="Times New Roman"/>
+              <w:b/>
+              <w:bCs/>
+              <w:sz w:val="24"/>
+              <w:szCs w:val="24"/>
+            </w:rPr>
+            <w:t>6</w:t>
+          </w:r>
+          <w:r>
+            <w:rPr>
+              <w:rFonts w:ascii="Times New Roman" w:eastAsia="Arial" w:hAnsi="Times New Roman" w:cs="Times New Roman"/>
+              <w:b/>
+              <w:bCs/>
+              <w:sz w:val="24"/>
+              <w:szCs w:val="24"/>
+            </w:rPr>
+            <w:t xml:space="preserve">.  </w:t>
+          </w:r>
+          <w:r>
+            <w:rPr>
+              <w:rFonts w:ascii="Times New Roman" w:eastAsia="Arial" w:hAnsi="Times New Roman" w:cs="Times New Roman"/>
+              <w:b/>
+              <w:bCs/>
+              <w:sz w:val="24"/>
+              <w:szCs w:val="24"/>
+            </w:rPr>
+            <w:t>Dijagram sekvenci</w:t>
           </w:r>
           <w:r>
             <w:rPr>
@@ -1105,6 +1286,37 @@
               <w:sz w:val="24"/>
               <w:szCs w:val="24"/>
             </w:rPr>
+            <w:t>6.5.  EpizodaSpRepo Rad sa Stored Procedurama</w:t>
+          </w:r>
+          <w:r>
+            <w:rPr>
+              <w:rFonts w:ascii="Times New Roman" w:eastAsia="Arial" w:hAnsi="Times New Roman" w:cs="Times New Roman"/>
+              <w:b/>
+              <w:bCs/>
+              <w:sz w:val="24"/>
+              <w:szCs w:val="24"/>
+            </w:rPr>
+            <w:tab/>
+            <w:t>12</w:t>
+          </w:r>
+          <w:r>
+            <w:rPr>
+              <w:rFonts w:ascii="Times New Roman" w:eastAsia="Arial" w:hAnsi="Times New Roman" w:cs="Times New Roman"/>
+              <w:b/>
+              <w:bCs/>
+              <w:sz w:val="24"/>
+              <w:szCs w:val="24"/>
+            </w:rPr>
+            <w:br/>
+          </w:r>
+          <w:r>
+            <w:rPr>
+              <w:rFonts w:ascii="Times New Roman" w:eastAsia="Arial" w:hAnsi="Times New Roman" w:cs="Times New Roman"/>
+              <w:b/>
+              <w:bCs/>
+              <w:sz w:val="24"/>
+              <w:szCs w:val="24"/>
+            </w:rPr>
             <w:t>6.</w:t>
           </w:r>
           <w:r>
@@ -1115,7 +1327,7 @@
               <w:sz w:val="24"/>
               <w:szCs w:val="24"/>
             </w:rPr>
-            <w:t>5</w:t>
+            <w:t>6</w:t>
           </w:r>
           <w:r>
             <w:rPr>
@@ -1125,7 +1337,17 @@
               <w:sz w:val="24"/>
               <w:szCs w:val="24"/>
             </w:rPr>
-            <w:t>.  EpizodaSpRepo Rad sa Stored Procedurama</w:t>
+            <w:t xml:space="preserve">.  </w:t>
+          </w:r>
+          <w:r>
+            <w:rPr>
+              <w:rFonts w:ascii="Times New Roman" w:eastAsia="Arial" w:hAnsi="Times New Roman" w:cs="Times New Roman"/>
+              <w:b/>
+              <w:bCs/>
+              <w:sz w:val="24"/>
+              <w:szCs w:val="24"/>
+            </w:rPr>
+            <w:t>Štampa</w:t>
           </w:r>
           <w:r>
             <w:rPr>
@@ -1496,32 +1718,6 @@
               <w:szCs w:val="28"/>
             </w:rPr>
             <w:tab/>
-            <w:t>20</w:t>
-          </w:r>
-        </w:p>
-        <w:p>
-          <w:pPr>
-            <w:tabs>
-              <w:tab w:val="right" w:leader="dot" w:pos="8500"/>
-            </w:tabs>
-            <w:spacing w:before="50" w:after="50"/>
-            <w:rPr>
-              <w:rFonts w:ascii="Times New Roman" w:hAnsi="Times New Roman" w:cs="Times New Roman"/>
-              <w:b/>
-              <w:bCs/>
-              <w:sz w:val="28"/>
-              <w:szCs w:val="28"/>
-            </w:rPr>
-          </w:pPr>
-          <w:r>
-            <w:rPr>
-              <w:rFonts w:ascii="Times New Roman" w:eastAsia="Arial" w:hAnsi="Times New Roman" w:cs="Times New Roman"/>
-              <w:b/>
-              <w:bCs/>
-              <w:sz w:val="28"/>
-              <w:szCs w:val="28"/>
-            </w:rPr>
-            <w:t>15.  Literatura</w:t>
           </w:r>
           <w:r>
             <w:rPr>
@@ -1531,8 +1727,17 @@
               <w:sz w:val="28"/>
               <w:szCs w:val="28"/>
             </w:rPr>
-            <w:tab/>
-            <w:t>21</w:t>
+            <w:t>3</w:t>
+          </w:r>
+          <w:r>
+            <w:rPr>
+              <w:rFonts w:ascii="Times New Roman" w:eastAsia="Arial" w:hAnsi="Times New Roman" w:cs="Times New Roman"/>
+              <w:b/>
+              <w:bCs/>
+              <w:sz w:val="28"/>
+              <w:szCs w:val="28"/>
+            </w:rPr>
+            <w:t>0</w:t>
           </w:r>
         </w:p>
         <w:p>
@@ -1741,6 +1946,7 @@
           <w:color w:val="auto"/>
           <w:sz w:val="28"/>
           <w:szCs w:val="28"/>
+          <w:lang w:val="de-DE"/>
         </w:rPr>
       </w:pPr>
       <w:r>
@@ -1751,6 +1957,7 @@
           <w:color w:val="auto"/>
           <w:sz w:val="28"/>
           <w:szCs w:val="28"/>
+          <w:lang w:val="de-DE"/>
         </w:rPr>
         <w:lastRenderedPageBreak/>
         <w:t>Izgled dokumenta (ekranska forma):</w:t>
@@ -1763,6 +1970,7 @@
           <w:color w:val="auto"/>
           <w:sz w:val="28"/>
           <w:szCs w:val="28"/>
+          <w:lang w:val="de-DE"/>
         </w:rPr>
         <w:br/>
       </w:r>
@@ -1857,6 +2065,7 @@
           <w:color w:val="auto"/>
           <w:sz w:val="28"/>
           <w:szCs w:val="28"/>
+          <w:lang w:val="de-DE"/>
         </w:rPr>
       </w:pPr>
     </w:p>
@@ -1870,6 +2079,7 @@
           <w:color w:val="auto"/>
           <w:sz w:val="28"/>
           <w:szCs w:val="28"/>
+          <w:lang w:val="de-DE"/>
         </w:rPr>
       </w:pPr>
       <w:r>
@@ -1880,6 +2090,7 @@
           <w:color w:val="auto"/>
           <w:sz w:val="28"/>
           <w:szCs w:val="28"/>
+          <w:lang w:val="de-DE"/>
         </w:rPr>
         <w:t>Tabela elementarnih podataka:</w:t>
       </w:r>
@@ -3194,6 +3405,7 @@
           <w:color w:val="000000" w:themeColor="text1"/>
           <w:sz w:val="40"/>
           <w:szCs w:val="40"/>
+          <w:lang w:val="de-DE"/>
         </w:rPr>
       </w:pPr>
       <w:r>
@@ -3215,6 +3427,7 @@
           <w:color w:val="000000" w:themeColor="text1"/>
           <w:sz w:val="40"/>
           <w:szCs w:val="40"/>
+          <w:lang w:val="de-DE"/>
         </w:rPr>
         <w:t>2. Arhitektura Sistema</w:t>
       </w:r>
@@ -3235,6 +3448,7 @@
           <w:rFonts w:ascii="Times New Roman" w:hAnsi="Times New Roman" w:cs="Times New Roman"/>
           <w:sz w:val="28"/>
           <w:szCs w:val="28"/>
+          <w:lang w:val="de-DE"/>
         </w:rPr>
         <w:t xml:space="preserve">Aplikacija prati princip razdvajanja odgovornosti (Separation of Concerns), sto u praksi znaci da svaki sloj radi samo ono za sta je zaduzen i oslanja se na sloj ispod sebe. </w:t>
       </w:r>
@@ -8576,22 +8790,67 @@
     </w:p>
     <w:p>
       <w:pPr>
-        <w:rPr>
-          <w:rFonts w:ascii="Times New Roman" w:hAnsi="Times New Roman" w:cs="Times New Roman"/>
+        <w:pStyle w:val="Heading2"/>
+        <w:rPr>
+          <w:rFonts w:ascii="Times New Roman" w:hAnsi="Times New Roman" w:cs="Times New Roman"/>
+          <w:color w:val="000000" w:themeColor="text1"/>
+          <w:sz w:val="36"/>
+          <w:szCs w:val="36"/>
           <w:lang w:val="de-DE"/>
         </w:rPr>
       </w:pPr>
       <w:r>
         <w:rPr>
           <w:rFonts w:ascii="Times New Roman" w:hAnsi="Times New Roman" w:cs="Times New Roman"/>
+          <w:color w:val="000000" w:themeColor="text1"/>
+          <w:sz w:val="36"/>
+          <w:szCs w:val="36"/>
           <w:lang w:val="de-DE"/>
         </w:rPr>
-        <w:br w:type="page"/>
+        <w:t>4.</w:t>
+      </w:r>
+      <w:r>
+        <w:rPr>
+          <w:rFonts w:ascii="Times New Roman" w:hAnsi="Times New Roman" w:cs="Times New Roman"/>
+          <w:color w:val="000000" w:themeColor="text1"/>
+          <w:sz w:val="36"/>
+          <w:szCs w:val="36"/>
+          <w:lang w:val="de-DE"/>
+        </w:rPr>
+        <w:t>4.</w:t>
+      </w:r>
+      <w:r>
+        <w:rPr>
+          <w:rFonts w:ascii="Times New Roman" w:hAnsi="Times New Roman" w:cs="Times New Roman"/>
+          <w:color w:val="000000" w:themeColor="text1"/>
+          <w:sz w:val="36"/>
+          <w:szCs w:val="36"/>
+          <w:lang w:val="de-DE"/>
+        </w:rPr>
+        <w:t xml:space="preserve"> Dijagram klasa</w:t>
+      </w:r>
+    </w:p>
+    <w:p>
+      <w:pPr>
+        <w:rPr>
+          <w:rFonts w:ascii="Times New Roman" w:hAnsi="Times New Roman" w:cs="Times New Roman"/>
+          <w:lang w:val="de-DE"/>
+        </w:rPr>
+      </w:pPr>
+      <w:r>
+        <w:rPr>
+          <w:rFonts w:ascii="Times New Roman" w:hAnsi="Times New Roman" w:cs="Times New Roman"/>
+          <w:sz w:val="28"/>
+          <w:szCs w:val="28"/>
+          <w:lang w:val="de-DE"/>
+        </w:rPr>
+        <w:t>Dijagram klasa prikazuje klase realizovanog rešenja iz sloja za rad sa podacima i sloja poslovne logike, sa atributima, metodama i vezama između klasa.</w:t>
       </w:r>
     </w:p>
     <w:p>
       <w:pPr>
         <w:pStyle w:val="Heading1"/>
+        <w:jc w:val="center"/>
         <w:rPr>
           <w:rFonts w:ascii="Times New Roman" w:hAnsi="Times New Roman" w:cs="Times New Roman"/>
           <w:color w:val="000000" w:themeColor="text1"/>
@@ -8601,10 +8860,578 @@
       <w:r>
         <w:rPr>
           <w:rFonts w:ascii="Times New Roman" w:hAnsi="Times New Roman" w:cs="Times New Roman"/>
+          <w:noProof/>
           <w:color w:val="000000" w:themeColor="text1"/>
           <w:lang w:val="de-DE"/>
         </w:rPr>
+        <w:drawing>
+          <wp:inline distT="0" distB="0" distL="0" distR="0" wp14:anchorId="04AC1B7E" wp14:editId="1CC96993">
+            <wp:extent cx="2876550" cy="1614823"/>
+            <wp:effectExtent l="0" t="0" r="0" b="4445"/>
+            <wp:docPr id="344794736" name="Picture 1"/>
+            <wp:cNvGraphicFramePr>
+              <a:graphicFrameLocks xmlns:a="http://schemas.openxmlformats.org/drawingml/2006/main" noChangeAspect="1"/>
+            </wp:cNvGraphicFramePr>
+            <a:graphic xmlns:a="http://schemas.openxmlformats.org/drawingml/2006/main">
+              <a:graphicData uri="http://schemas.openxmlformats.org/drawingml/2006/picture">
+                <pic:pic xmlns:pic="http://schemas.openxmlformats.org/drawingml/2006/picture">
+                  <pic:nvPicPr>
+                    <pic:cNvPr id="0" name="Picture 1"/>
+                    <pic:cNvPicPr>
+                      <a:picLocks noChangeAspect="1" noChangeArrowheads="1"/>
+                    </pic:cNvPicPr>
+                  </pic:nvPicPr>
+                  <pic:blipFill>
+                    <a:blip r:embed="rId10" cstate="print">
+                      <a:extLst>
+                        <a:ext uri="{28A0092B-C50C-407E-A947-70E740481C1C}">
+                          <a14:useLocalDpi xmlns:a14="http://schemas.microsoft.com/office/drawing/2010/main" val="0"/>
+                        </a:ext>
+                      </a:extLst>
+                    </a:blip>
+                    <a:srcRect/>
+                    <a:stretch>
+                      <a:fillRect/>
+                    </a:stretch>
+                  </pic:blipFill>
+                  <pic:spPr bwMode="auto">
+                    <a:xfrm>
+                      <a:off x="0" y="0"/>
+                      <a:ext cx="2881618" cy="1617668"/>
+                    </a:xfrm>
+                    <a:prstGeom prst="rect">
+                      <a:avLst/>
+                    </a:prstGeom>
+                    <a:noFill/>
+                    <a:ln>
+                      <a:noFill/>
+                    </a:ln>
+                  </pic:spPr>
+                </pic:pic>
+              </a:graphicData>
+            </a:graphic>
+          </wp:inline>
+        </w:drawing>
+      </w:r>
+    </w:p>
+    <w:p>
+      <w:pPr>
+        <w:pStyle w:val="Heading1"/>
+        <w:rPr>
+          <w:rFonts w:ascii="Times New Roman" w:hAnsi="Times New Roman" w:cs="Times New Roman"/>
+          <w:color w:val="000000" w:themeColor="text1"/>
+          <w:lang w:val="de-DE"/>
+        </w:rPr>
+      </w:pPr>
+    </w:p>
+    <w:p>
+      <w:pPr>
+        <w:pStyle w:val="Heading2"/>
+        <w:rPr>
+          <w:rFonts w:ascii="Times New Roman" w:hAnsi="Times New Roman" w:cs="Times New Roman"/>
+          <w:color w:val="000000" w:themeColor="text1"/>
+          <w:sz w:val="36"/>
+          <w:szCs w:val="36"/>
+          <w:lang w:val="de-DE"/>
+        </w:rPr>
+      </w:pPr>
+    </w:p>
+    <w:p>
+      <w:pPr>
+        <w:pStyle w:val="Heading2"/>
+        <w:rPr>
+          <w:rFonts w:ascii="Times New Roman" w:hAnsi="Times New Roman" w:cs="Times New Roman"/>
+          <w:color w:val="000000" w:themeColor="text1"/>
+          <w:sz w:val="36"/>
+          <w:szCs w:val="36"/>
+          <w:lang w:val="de-DE"/>
+        </w:rPr>
+      </w:pPr>
+      <w:r>
+        <w:rPr>
+          <w:rFonts w:ascii="Times New Roman" w:hAnsi="Times New Roman" w:cs="Times New Roman"/>
+          <w:color w:val="000000" w:themeColor="text1"/>
+          <w:sz w:val="36"/>
+          <w:szCs w:val="36"/>
+          <w:lang w:val="de-DE"/>
+        </w:rPr>
         <w:lastRenderedPageBreak/>
+        <w:t>4.</w:t>
+      </w:r>
+      <w:r>
+        <w:rPr>
+          <w:rFonts w:ascii="Times New Roman" w:hAnsi="Times New Roman" w:cs="Times New Roman"/>
+          <w:color w:val="000000" w:themeColor="text1"/>
+          <w:sz w:val="36"/>
+          <w:szCs w:val="36"/>
+          <w:lang w:val="de-DE"/>
+        </w:rPr>
+        <w:t>5</w:t>
+      </w:r>
+      <w:r>
+        <w:rPr>
+          <w:rFonts w:ascii="Times New Roman" w:hAnsi="Times New Roman" w:cs="Times New Roman"/>
+          <w:color w:val="000000" w:themeColor="text1"/>
+          <w:sz w:val="36"/>
+          <w:szCs w:val="36"/>
+          <w:lang w:val="de-DE"/>
+        </w:rPr>
+        <w:t>.</w:t>
+      </w:r>
+      <w:r>
+        <w:rPr>
+          <w:rFonts w:ascii="Times New Roman" w:hAnsi="Times New Roman" w:cs="Times New Roman"/>
+          <w:color w:val="000000" w:themeColor="text1"/>
+          <w:sz w:val="36"/>
+          <w:szCs w:val="36"/>
+          <w:lang w:val="de-DE"/>
+        </w:rPr>
+        <w:t xml:space="preserve"> Dijagram </w:t>
+      </w:r>
+      <w:r>
+        <w:rPr>
+          <w:rFonts w:ascii="Times New Roman" w:hAnsi="Times New Roman" w:cs="Times New Roman"/>
+          <w:color w:val="000000" w:themeColor="text1"/>
+          <w:sz w:val="36"/>
+          <w:szCs w:val="36"/>
+        </w:rPr>
+        <w:t>komponenti</w:t>
+      </w:r>
+    </w:p>
+    <w:p>
+      <w:pPr>
+        <w:pStyle w:val="Heading1"/>
+        <w:rPr>
+          <w:rFonts w:ascii="Times New Roman" w:hAnsi="Times New Roman" w:cs="Times New Roman"/>
+          <w:color w:val="000000" w:themeColor="text1"/>
+          <w:lang w:val="de-DE"/>
+        </w:rPr>
+      </w:pPr>
+      <w:r>
+        <w:rPr>
+          <w:rFonts w:ascii="Times New Roman" w:hAnsi="Times New Roman" w:cs="Times New Roman"/>
+          <w:b w:val="0"/>
+          <w:bCs w:val="0"/>
+          <w:color w:val="auto"/>
+          <w:sz w:val="28"/>
+          <w:szCs w:val="28"/>
+          <w:lang w:val="de-DE"/>
+        </w:rPr>
+        <w:t>Dijagram komponenti prikazuje arhitekturnu organizaciju sistema kroz četiri glavne komponente i njihove zavisnosti.</w:t>
+      </w:r>
+    </w:p>
+    <w:p>
+      <w:pPr>
+        <w:pStyle w:val="Heading1"/>
+        <w:jc w:val="center"/>
+        <w:rPr>
+          <w:rFonts w:ascii="Times New Roman" w:hAnsi="Times New Roman" w:cs="Times New Roman"/>
+          <w:color w:val="000000" w:themeColor="text1"/>
+          <w:lang w:val="de-DE"/>
+        </w:rPr>
+      </w:pPr>
+      <w:r>
+        <w:rPr>
+          <w:rFonts w:ascii="Times New Roman" w:hAnsi="Times New Roman" w:cs="Times New Roman"/>
+          <w:noProof/>
+          <w:color w:val="000000" w:themeColor="text1"/>
+          <w:lang w:val="de-DE"/>
+        </w:rPr>
+        <w:drawing>
+          <wp:inline distT="0" distB="0" distL="0" distR="0" wp14:anchorId="21E1D59C" wp14:editId="7BDB07DB">
+            <wp:extent cx="3419014" cy="1919348"/>
+            <wp:effectExtent l="0" t="0" r="0" b="5080"/>
+            <wp:docPr id="286528002" name="Picture 2"/>
+            <wp:cNvGraphicFramePr>
+              <a:graphicFrameLocks xmlns:a="http://schemas.openxmlformats.org/drawingml/2006/main" noChangeAspect="1"/>
+            </wp:cNvGraphicFramePr>
+            <a:graphic xmlns:a="http://schemas.openxmlformats.org/drawingml/2006/main">
+              <a:graphicData uri="http://schemas.openxmlformats.org/drawingml/2006/picture">
+                <pic:pic xmlns:pic="http://schemas.openxmlformats.org/drawingml/2006/picture">
+                  <pic:nvPicPr>
+                    <pic:cNvPr id="0" name="Picture 2"/>
+                    <pic:cNvPicPr>
+                      <a:picLocks noChangeAspect="1" noChangeArrowheads="1"/>
+                    </pic:cNvPicPr>
+                  </pic:nvPicPr>
+                  <pic:blipFill>
+                    <a:blip r:embed="rId11" cstate="print">
+                      <a:extLst>
+                        <a:ext uri="{28A0092B-C50C-407E-A947-70E740481C1C}">
+                          <a14:useLocalDpi xmlns:a14="http://schemas.microsoft.com/office/drawing/2010/main" val="0"/>
+                        </a:ext>
+                      </a:extLst>
+                    </a:blip>
+                    <a:srcRect/>
+                    <a:stretch>
+                      <a:fillRect/>
+                    </a:stretch>
+                  </pic:blipFill>
+                  <pic:spPr bwMode="auto">
+                    <a:xfrm>
+                      <a:off x="0" y="0"/>
+                      <a:ext cx="3439712" cy="1930967"/>
+                    </a:xfrm>
+                    <a:prstGeom prst="rect">
+                      <a:avLst/>
+                    </a:prstGeom>
+                    <a:noFill/>
+                    <a:ln>
+                      <a:noFill/>
+                    </a:ln>
+                  </pic:spPr>
+                </pic:pic>
+              </a:graphicData>
+            </a:graphic>
+          </wp:inline>
+        </w:drawing>
+      </w:r>
+    </w:p>
+    <w:p>
+      <w:pPr>
+        <w:pStyle w:val="Heading1"/>
+        <w:jc w:val="center"/>
+        <w:rPr>
+          <w:rFonts w:ascii="Times New Roman" w:hAnsi="Times New Roman" w:cs="Times New Roman"/>
+          <w:color w:val="000000" w:themeColor="text1"/>
+          <w:lang w:val="de-DE"/>
+        </w:rPr>
+      </w:pPr>
+    </w:p>
+    <w:p>
+      <w:pPr>
+        <w:pStyle w:val="Heading2"/>
+        <w:rPr>
+          <w:rFonts w:ascii="Times New Roman" w:hAnsi="Times New Roman" w:cs="Times New Roman"/>
+          <w:color w:val="000000" w:themeColor="text1"/>
+          <w:sz w:val="36"/>
+          <w:szCs w:val="36"/>
+          <w:lang w:val="de-DE"/>
+        </w:rPr>
+      </w:pPr>
+      <w:r>
+        <w:rPr>
+          <w:rFonts w:ascii="Times New Roman" w:hAnsi="Times New Roman" w:cs="Times New Roman"/>
+          <w:color w:val="000000" w:themeColor="text1"/>
+          <w:sz w:val="36"/>
+          <w:szCs w:val="36"/>
+          <w:lang w:val="de-DE"/>
+        </w:rPr>
+        <w:t>4.</w:t>
+      </w:r>
+      <w:r>
+        <w:rPr>
+          <w:rFonts w:ascii="Times New Roman" w:hAnsi="Times New Roman" w:cs="Times New Roman"/>
+          <w:color w:val="000000" w:themeColor="text1"/>
+          <w:sz w:val="36"/>
+          <w:szCs w:val="36"/>
+          <w:lang w:val="de-DE"/>
+        </w:rPr>
+        <w:t>6</w:t>
+      </w:r>
+      <w:r>
+        <w:rPr>
+          <w:rFonts w:ascii="Times New Roman" w:hAnsi="Times New Roman" w:cs="Times New Roman"/>
+          <w:color w:val="000000" w:themeColor="text1"/>
+          <w:sz w:val="36"/>
+          <w:szCs w:val="36"/>
+          <w:lang w:val="de-DE"/>
+        </w:rPr>
+        <w:t>.</w:t>
+      </w:r>
+      <w:r>
+        <w:rPr>
+          <w:rFonts w:ascii="Times New Roman" w:hAnsi="Times New Roman" w:cs="Times New Roman"/>
+          <w:color w:val="000000" w:themeColor="text1"/>
+          <w:sz w:val="36"/>
+          <w:szCs w:val="36"/>
+          <w:lang w:val="de-DE"/>
+        </w:rPr>
+        <w:t xml:space="preserve"> Dijagram sekvenci</w:t>
+      </w:r>
+    </w:p>
+    <w:p>
+      <w:pPr>
+        <w:pStyle w:val="Heading1"/>
+        <w:rPr>
+          <w:rFonts w:ascii="Times New Roman" w:hAnsi="Times New Roman" w:cs="Times New Roman"/>
+          <w:b w:val="0"/>
+          <w:bCs w:val="0"/>
+          <w:color w:val="auto"/>
+          <w:sz w:val="28"/>
+          <w:szCs w:val="28"/>
+          <w:lang w:val="de-DE"/>
+        </w:rPr>
+      </w:pPr>
+      <w:r>
+        <w:rPr>
+          <w:rFonts w:ascii="Times New Roman" w:hAnsi="Times New Roman" w:cs="Times New Roman"/>
+          <w:b w:val="0"/>
+          <w:bCs w:val="0"/>
+          <w:color w:val="auto"/>
+          <w:sz w:val="28"/>
+          <w:szCs w:val="28"/>
+          <w:lang w:val="de-DE"/>
+        </w:rPr>
+        <w:t>Dijagram sekvenci za unos ocene:</w:t>
+      </w:r>
+      <w:r>
+        <w:rPr>
+          <w:rFonts w:ascii="Times New Roman" w:hAnsi="Times New Roman" w:cs="Times New Roman"/>
+          <w:b w:val="0"/>
+          <w:bCs w:val="0"/>
+          <w:color w:val="auto"/>
+          <w:sz w:val="28"/>
+          <w:szCs w:val="28"/>
+          <w:lang w:val="de-DE"/>
+        </w:rPr>
+        <w:br/>
+      </w:r>
+      <w:r>
+        <w:rPr>
+          <w:rFonts w:ascii="Times New Roman" w:hAnsi="Times New Roman" w:cs="Times New Roman"/>
+          <w:b w:val="0"/>
+          <w:bCs w:val="0"/>
+          <w:color w:val="auto"/>
+          <w:sz w:val="28"/>
+          <w:szCs w:val="28"/>
+          <w:lang w:val="de-DE"/>
+        </w:rPr>
+        <w:br/>
+      </w:r>
+      <w:r>
+        <w:rPr>
+          <w:rFonts w:ascii="Times New Roman" w:hAnsi="Times New Roman" w:cs="Times New Roman"/>
+          <w:b w:val="0"/>
+          <w:bCs w:val="0"/>
+          <w:noProof/>
+          <w:color w:val="auto"/>
+          <w:sz w:val="28"/>
+          <w:szCs w:val="28"/>
+          <w:lang w:val="de-DE"/>
+        </w:rPr>
+        <w:drawing>
+          <wp:inline distT="0" distB="0" distL="0" distR="0" wp14:anchorId="1D36FDB3" wp14:editId="2A50E12B">
+            <wp:extent cx="3685373" cy="2068876"/>
+            <wp:effectExtent l="0" t="0" r="0" b="7620"/>
+            <wp:docPr id="159184415" name="Picture 4"/>
+            <wp:cNvGraphicFramePr>
+              <a:graphicFrameLocks xmlns:a="http://schemas.openxmlformats.org/drawingml/2006/main" noChangeAspect="1"/>
+            </wp:cNvGraphicFramePr>
+            <a:graphic xmlns:a="http://schemas.openxmlformats.org/drawingml/2006/main">
+              <a:graphicData uri="http://schemas.openxmlformats.org/drawingml/2006/picture">
+                <pic:pic xmlns:pic="http://schemas.openxmlformats.org/drawingml/2006/picture">
+                  <pic:nvPicPr>
+                    <pic:cNvPr id="0" name="Picture 4"/>
+                    <pic:cNvPicPr>
+                      <a:picLocks noChangeAspect="1" noChangeArrowheads="1"/>
+                    </pic:cNvPicPr>
+                  </pic:nvPicPr>
+                  <pic:blipFill>
+                    <a:blip r:embed="rId12" cstate="print">
+                      <a:extLst>
+                        <a:ext uri="{28A0092B-C50C-407E-A947-70E740481C1C}">
+                          <a14:useLocalDpi xmlns:a14="http://schemas.microsoft.com/office/drawing/2010/main" val="0"/>
+                        </a:ext>
+                      </a:extLst>
+                    </a:blip>
+                    <a:srcRect/>
+                    <a:stretch>
+                      <a:fillRect/>
+                    </a:stretch>
+                  </pic:blipFill>
+                  <pic:spPr bwMode="auto">
+                    <a:xfrm>
+                      <a:off x="0" y="0"/>
+                      <a:ext cx="3691262" cy="2072182"/>
+                    </a:xfrm>
+                    <a:prstGeom prst="rect">
+                      <a:avLst/>
+                    </a:prstGeom>
+                    <a:noFill/>
+                    <a:ln>
+                      <a:noFill/>
+                    </a:ln>
+                  </pic:spPr>
+                </pic:pic>
+              </a:graphicData>
+            </a:graphic>
+          </wp:inline>
+        </w:drawing>
+      </w:r>
+    </w:p>
+    <w:p>
+      <w:pPr>
+        <w:pStyle w:val="Heading1"/>
+        <w:rPr>
+          <w:rFonts w:ascii="Times New Roman" w:hAnsi="Times New Roman" w:cs="Times New Roman"/>
+          <w:b w:val="0"/>
+          <w:bCs w:val="0"/>
+          <w:color w:val="auto"/>
+          <w:sz w:val="28"/>
+          <w:szCs w:val="28"/>
+          <w:lang w:val="de-DE"/>
+        </w:rPr>
+      </w:pPr>
+    </w:p>
+    <w:p>
+      <w:pPr>
+        <w:pStyle w:val="Heading1"/>
+        <w:rPr>
+          <w:rFonts w:ascii="Times New Roman" w:hAnsi="Times New Roman" w:cs="Times New Roman"/>
+          <w:b w:val="0"/>
+          <w:bCs w:val="0"/>
+          <w:color w:val="auto"/>
+          <w:sz w:val="28"/>
+          <w:szCs w:val="28"/>
+          <w:lang w:val="de-DE"/>
+        </w:rPr>
+      </w:pPr>
+    </w:p>
+    <w:p>
+      <w:pPr>
+        <w:pStyle w:val="Heading1"/>
+        <w:rPr>
+          <w:rFonts w:ascii="Times New Roman" w:hAnsi="Times New Roman" w:cs="Times New Roman"/>
+          <w:b w:val="0"/>
+          <w:bCs w:val="0"/>
+          <w:color w:val="auto"/>
+          <w:sz w:val="28"/>
+          <w:szCs w:val="28"/>
+          <w:lang w:val="de-DE"/>
+        </w:rPr>
+      </w:pPr>
+    </w:p>
+    <w:p>
+      <w:pPr>
+        <w:pStyle w:val="Heading1"/>
+        <w:rPr>
+          <w:rFonts w:ascii="Times New Roman" w:hAnsi="Times New Roman" w:cs="Times New Roman"/>
+          <w:b w:val="0"/>
+          <w:bCs w:val="0"/>
+          <w:color w:val="auto"/>
+          <w:sz w:val="28"/>
+          <w:szCs w:val="28"/>
+          <w:lang w:val="de-DE"/>
+        </w:rPr>
+      </w:pPr>
+    </w:p>
+    <w:p>
+      <w:pPr>
+        <w:pStyle w:val="Heading1"/>
+        <w:rPr>
+          <w:rFonts w:ascii="Times New Roman" w:hAnsi="Times New Roman" w:cs="Times New Roman"/>
+          <w:b w:val="0"/>
+          <w:bCs w:val="0"/>
+          <w:color w:val="auto"/>
+          <w:sz w:val="28"/>
+          <w:szCs w:val="28"/>
+          <w:lang w:val="de-DE"/>
+        </w:rPr>
+      </w:pPr>
+      <w:r>
+        <w:rPr>
+          <w:rFonts w:ascii="Times New Roman" w:hAnsi="Times New Roman" w:cs="Times New Roman"/>
+          <w:b w:val="0"/>
+          <w:bCs w:val="0"/>
+          <w:color w:val="auto"/>
+          <w:sz w:val="28"/>
+          <w:szCs w:val="28"/>
+          <w:lang w:val="de-DE"/>
+        </w:rPr>
+        <w:lastRenderedPageBreak/>
+        <w:t>Dijagram sekvenci za tabelarni prikaz:</w:t>
+      </w:r>
+    </w:p>
+    <w:p>
+      <w:pPr>
+        <w:pStyle w:val="Heading1"/>
+        <w:rPr>
+          <w:rFonts w:ascii="Times New Roman" w:hAnsi="Times New Roman" w:cs="Times New Roman"/>
+          <w:b w:val="0"/>
+          <w:bCs w:val="0"/>
+          <w:color w:val="auto"/>
+          <w:sz w:val="28"/>
+          <w:szCs w:val="28"/>
+          <w:lang w:val="de-DE"/>
+        </w:rPr>
+      </w:pPr>
+      <w:r>
+        <w:rPr>
+          <w:rFonts w:ascii="Times New Roman" w:hAnsi="Times New Roman" w:cs="Times New Roman"/>
+          <w:b w:val="0"/>
+          <w:bCs w:val="0"/>
+          <w:noProof/>
+          <w:color w:val="auto"/>
+          <w:sz w:val="28"/>
+          <w:szCs w:val="28"/>
+          <w:lang w:val="de-DE"/>
+        </w:rPr>
+        <w:drawing>
+          <wp:inline distT="0" distB="0" distL="0" distR="0" wp14:anchorId="5AA88E3C" wp14:editId="62CE95AC">
+            <wp:extent cx="3686175" cy="2069326"/>
+            <wp:effectExtent l="0" t="0" r="0" b="7620"/>
+            <wp:docPr id="337139052" name="Picture 5"/>
+            <wp:cNvGraphicFramePr>
+              <a:graphicFrameLocks xmlns:a="http://schemas.openxmlformats.org/drawingml/2006/main" noChangeAspect="1"/>
+            </wp:cNvGraphicFramePr>
+            <a:graphic xmlns:a="http://schemas.openxmlformats.org/drawingml/2006/main">
+              <a:graphicData uri="http://schemas.openxmlformats.org/drawingml/2006/picture">
+                <pic:pic xmlns:pic="http://schemas.openxmlformats.org/drawingml/2006/picture">
+                  <pic:nvPicPr>
+                    <pic:cNvPr id="0" name="Picture 5"/>
+                    <pic:cNvPicPr>
+                      <a:picLocks noChangeAspect="1" noChangeArrowheads="1"/>
+                    </pic:cNvPicPr>
+                  </pic:nvPicPr>
+                  <pic:blipFill>
+                    <a:blip r:embed="rId13" cstate="print">
+                      <a:extLst>
+                        <a:ext uri="{28A0092B-C50C-407E-A947-70E740481C1C}">
+                          <a14:useLocalDpi xmlns:a14="http://schemas.microsoft.com/office/drawing/2010/main" val="0"/>
+                        </a:ext>
+                      </a:extLst>
+                    </a:blip>
+                    <a:srcRect/>
+                    <a:stretch>
+                      <a:fillRect/>
+                    </a:stretch>
+                  </pic:blipFill>
+                  <pic:spPr bwMode="auto">
+                    <a:xfrm>
+                      <a:off x="0" y="0"/>
+                      <a:ext cx="3689085" cy="2070959"/>
+                    </a:xfrm>
+                    <a:prstGeom prst="rect">
+                      <a:avLst/>
+                    </a:prstGeom>
+                    <a:noFill/>
+                    <a:ln>
+                      <a:noFill/>
+                    </a:ln>
+                  </pic:spPr>
+                </pic:pic>
+              </a:graphicData>
+            </a:graphic>
+          </wp:inline>
+        </w:drawing>
+      </w:r>
+    </w:p>
+    <w:p>
+      <w:pPr>
+        <w:pStyle w:val="Heading1"/>
+        <w:rPr>
+          <w:rFonts w:ascii="Times New Roman" w:hAnsi="Times New Roman" w:cs="Times New Roman"/>
+          <w:color w:val="000000" w:themeColor="text1"/>
+          <w:lang w:val="de-DE"/>
+        </w:rPr>
+      </w:pPr>
+      <w:r>
+        <w:rPr>
+          <w:rFonts w:ascii="Times New Roman" w:hAnsi="Times New Roman" w:cs="Times New Roman"/>
+          <w:color w:val="000000" w:themeColor="text1"/>
+          <w:lang w:val="de-DE"/>
+        </w:rPr>
         <w:t>5. Parametrizacija Sistema</w:t>
       </w:r>
     </w:p>
@@ -9922,6 +10749,7 @@
                 <w:sz w:val="20"/>
                 <w:szCs w:val="20"/>
               </w:rPr>
+              <w:lastRenderedPageBreak/>
               <w:t>CONN_STRING_KEY</w:t>
             </w:r>
           </w:p>
@@ -10321,16 +11149,14 @@
           <w:color w:val="FFFFFF" w:themeColor="background1"/>
           <w:sz w:val="18"/>
           <w:szCs w:val="18"/>
-          <w:lang w:val="de-DE"/>
-        </w:rPr>
-      </w:pPr>
-      <w:r>
-        <w:rPr>
-          <w:rFonts w:ascii="Times New Roman" w:eastAsia="Courier New" w:hAnsi="Times New Roman" w:cs="Times New Roman"/>
-          <w:color w:val="FFFFFF" w:themeColor="background1"/>
-          <w:sz w:val="18"/>
-          <w:szCs w:val="18"/>
-          <w:lang w:val="de-DE"/>
+        </w:rPr>
+      </w:pPr>
+      <w:r>
+        <w:rPr>
+          <w:rFonts w:ascii="Times New Roman" w:eastAsia="Courier New" w:hAnsi="Times New Roman" w:cs="Times New Roman"/>
+          <w:color w:val="FFFFFF" w:themeColor="background1"/>
+          <w:sz w:val="18"/>
+          <w:szCs w:val="18"/>
         </w:rPr>
         <w:t>public bool OceniEpizodu(int epizodaId, int korisnikId, int vrednost, string komentar)</w:t>
       </w:r>
@@ -11392,7 +12218,6 @@
           <w:color w:val="FFFFFF" w:themeColor="background1"/>
           <w:sz w:val="18"/>
           <w:szCs w:val="18"/>
-          <w:lang w:val="de-DE"/>
         </w:rPr>
         <w:t>}</w:t>
       </w:r>
@@ -13844,6 +14669,683 @@
           <w:szCs w:val="28"/>
         </w:rPr>
         <w:t>Stored procedure sp_BrojOcenaKorisnikaDanas i sp_DajSveEpizode su kreirane u bazi i pozivaju se iz poslovne logike radi provere poslovnog pravila.</w:t>
+      </w:r>
+    </w:p>
+    <w:p>
+      <w:pPr>
+        <w:rPr>
+          <w:rFonts w:ascii="Times New Roman" w:hAnsi="Times New Roman" w:cs="Times New Roman"/>
+          <w:sz w:val="28"/>
+          <w:szCs w:val="28"/>
+        </w:rPr>
+      </w:pPr>
+    </w:p>
+    <w:p>
+      <w:pPr>
+        <w:pStyle w:val="Heading2"/>
+        <w:rPr>
+          <w:rFonts w:ascii="Times New Roman" w:hAnsi="Times New Roman" w:cs="Times New Roman"/>
+          <w:color w:val="000000" w:themeColor="text1"/>
+          <w:sz w:val="36"/>
+          <w:szCs w:val="36"/>
+        </w:rPr>
+      </w:pPr>
+      <w:r>
+        <w:rPr>
+          <w:rFonts w:ascii="Times New Roman" w:hAnsi="Times New Roman" w:cs="Times New Roman"/>
+          <w:color w:val="000000" w:themeColor="text1"/>
+          <w:sz w:val="36"/>
+          <w:szCs w:val="36"/>
+        </w:rPr>
+        <w:t>6.</w:t>
+      </w:r>
+      <w:r>
+        <w:rPr>
+          <w:rFonts w:ascii="Times New Roman" w:hAnsi="Times New Roman" w:cs="Times New Roman"/>
+          <w:color w:val="000000" w:themeColor="text1"/>
+          <w:sz w:val="36"/>
+          <w:szCs w:val="36"/>
+        </w:rPr>
+        <w:t>6</w:t>
+      </w:r>
+      <w:r>
+        <w:rPr>
+          <w:rFonts w:ascii="Times New Roman" w:hAnsi="Times New Roman" w:cs="Times New Roman"/>
+          <w:color w:val="000000" w:themeColor="text1"/>
+          <w:sz w:val="36"/>
+          <w:szCs w:val="36"/>
+        </w:rPr>
+        <w:t xml:space="preserve"> </w:t>
+      </w:r>
+      <w:r>
+        <w:rPr>
+          <w:rFonts w:ascii="Times New Roman" w:hAnsi="Times New Roman" w:cs="Times New Roman"/>
+          <w:color w:val="000000" w:themeColor="text1"/>
+          <w:sz w:val="36"/>
+          <w:szCs w:val="36"/>
+        </w:rPr>
+        <w:t>Štampa</w:t>
+      </w:r>
+    </w:p>
+    <w:p>
+      <w:pPr>
+        <w:rPr>
+          <w:rFonts w:ascii="Times New Roman" w:hAnsi="Times New Roman" w:cs="Times New Roman"/>
+          <w:sz w:val="28"/>
+          <w:szCs w:val="28"/>
+        </w:rPr>
+      </w:pPr>
+      <w:r>
+        <w:rPr>
+          <w:rFonts w:ascii="Times New Roman" w:hAnsi="Times New Roman" w:cs="Times New Roman"/>
+          <w:sz w:val="28"/>
+          <w:szCs w:val="28"/>
+        </w:rPr>
+        <w:t>Štampa je realizovana kao posebna akcija u OcenaController-u koja generiše printer-friendly HTML stranicu sa svim epizodama i njihovim ocenama. Stranica koristi Layout = null kako bi se prikazala bez navigacije i stilova aplikacije.</w:t>
+      </w:r>
+    </w:p>
+    <w:p>
+      <w:pPr>
+        <w:shd w:val="clear" w:color="auto" w:fill="FFFFFF" w:themeFill="background1"/>
+        <w:rPr>
+          <w:rFonts w:ascii="Times New Roman" w:hAnsi="Times New Roman" w:cs="Times New Roman"/>
+          <w:sz w:val="28"/>
+          <w:szCs w:val="28"/>
+        </w:rPr>
+      </w:pPr>
+    </w:p>
+    <w:p>
+      <w:pPr>
+        <w:shd w:val="clear" w:color="auto" w:fill="262626" w:themeFill="text1" w:themeFillTint="D9"/>
+        <w:rPr>
+          <w:rFonts w:ascii="Times New Roman" w:eastAsia="Courier New" w:hAnsi="Times New Roman" w:cs="Times New Roman"/>
+          <w:color w:val="000000" w:themeColor="text1"/>
+          <w:sz w:val="18"/>
+          <w:szCs w:val="18"/>
+        </w:rPr>
+      </w:pPr>
+    </w:p>
+    <w:p>
+      <w:pPr>
+        <w:shd w:val="clear" w:color="auto" w:fill="262626" w:themeFill="text1" w:themeFillTint="D9"/>
+        <w:rPr>
+          <w:rFonts w:ascii="Times New Roman" w:eastAsia="Courier New" w:hAnsi="Times New Roman" w:cs="Times New Roman"/>
+          <w:color w:val="FFFFFF" w:themeColor="background1"/>
+          <w:sz w:val="18"/>
+          <w:szCs w:val="18"/>
+        </w:rPr>
+      </w:pPr>
+      <w:r>
+        <w:rPr>
+          <w:rFonts w:ascii="Times New Roman" w:eastAsia="Courier New" w:hAnsi="Times New Roman" w:cs="Times New Roman"/>
+          <w:color w:val="FFFFFF" w:themeColor="background1"/>
+          <w:sz w:val="18"/>
+          <w:szCs w:val="18"/>
+        </w:rPr>
+        <w:t>// SEMP_Aplikacija/Controllers/OcenaController.cs</w:t>
+      </w:r>
+    </w:p>
+    <w:p>
+      <w:pPr>
+        <w:shd w:val="clear" w:color="auto" w:fill="262626" w:themeFill="text1" w:themeFillTint="D9"/>
+        <w:rPr>
+          <w:rFonts w:ascii="Times New Roman" w:eastAsia="Courier New" w:hAnsi="Times New Roman" w:cs="Times New Roman"/>
+          <w:color w:val="FFFFFF" w:themeColor="background1"/>
+          <w:sz w:val="18"/>
+          <w:szCs w:val="18"/>
+        </w:rPr>
+      </w:pPr>
+    </w:p>
+    <w:p>
+      <w:pPr>
+        <w:shd w:val="clear" w:color="auto" w:fill="262626" w:themeFill="text1" w:themeFillTint="D9"/>
+        <w:rPr>
+          <w:rFonts w:ascii="Times New Roman" w:eastAsia="Courier New" w:hAnsi="Times New Roman" w:cs="Times New Roman"/>
+          <w:color w:val="FFFFFF" w:themeColor="background1"/>
+          <w:sz w:val="18"/>
+          <w:szCs w:val="18"/>
+        </w:rPr>
+      </w:pPr>
+      <w:r>
+        <w:rPr>
+          <w:rFonts w:ascii="Times New Roman" w:eastAsia="Courier New" w:hAnsi="Times New Roman" w:cs="Times New Roman"/>
+          <w:color w:val="FFFFFF" w:themeColor="background1"/>
+          <w:sz w:val="18"/>
+          <w:szCs w:val="18"/>
+        </w:rPr>
+        <w:t>[HttpGet]</w:t>
+      </w:r>
+    </w:p>
+    <w:p>
+      <w:pPr>
+        <w:shd w:val="clear" w:color="auto" w:fill="262626" w:themeFill="text1" w:themeFillTint="D9"/>
+        <w:rPr>
+          <w:rFonts w:ascii="Times New Roman" w:eastAsia="Courier New" w:hAnsi="Times New Roman" w:cs="Times New Roman"/>
+          <w:color w:val="FFFFFF" w:themeColor="background1"/>
+          <w:sz w:val="18"/>
+          <w:szCs w:val="18"/>
+        </w:rPr>
+      </w:pPr>
+      <w:r>
+        <w:rPr>
+          <w:rFonts w:ascii="Times New Roman" w:eastAsia="Courier New" w:hAnsi="Times New Roman" w:cs="Times New Roman"/>
+          <w:color w:val="FFFFFF" w:themeColor="background1"/>
+          <w:sz w:val="18"/>
+          <w:szCs w:val="18"/>
+        </w:rPr>
+        <w:t>public IActionResult Stampa()</w:t>
+      </w:r>
+    </w:p>
+    <w:p>
+      <w:pPr>
+        <w:shd w:val="clear" w:color="auto" w:fill="262626" w:themeFill="text1" w:themeFillTint="D9"/>
+        <w:rPr>
+          <w:rFonts w:ascii="Times New Roman" w:eastAsia="Courier New" w:hAnsi="Times New Roman" w:cs="Times New Roman"/>
+          <w:color w:val="FFFFFF" w:themeColor="background1"/>
+          <w:sz w:val="18"/>
+          <w:szCs w:val="18"/>
+        </w:rPr>
+      </w:pPr>
+      <w:r>
+        <w:rPr>
+          <w:rFonts w:ascii="Times New Roman" w:eastAsia="Courier New" w:hAnsi="Times New Roman" w:cs="Times New Roman"/>
+          <w:color w:val="FFFFFF" w:themeColor="background1"/>
+          <w:sz w:val="18"/>
+          <w:szCs w:val="18"/>
+        </w:rPr>
+        <w:t>{</w:t>
+      </w:r>
+    </w:p>
+    <w:p>
+      <w:pPr>
+        <w:shd w:val="clear" w:color="auto" w:fill="262626" w:themeFill="text1" w:themeFillTint="D9"/>
+        <w:rPr>
+          <w:rFonts w:ascii="Times New Roman" w:eastAsia="Courier New" w:hAnsi="Times New Roman" w:cs="Times New Roman"/>
+          <w:color w:val="FFFFFF" w:themeColor="background1"/>
+          <w:sz w:val="18"/>
+          <w:szCs w:val="18"/>
+        </w:rPr>
+      </w:pPr>
+      <w:r>
+        <w:rPr>
+          <w:rFonts w:ascii="Times New Roman" w:eastAsia="Courier New" w:hAnsi="Times New Roman" w:cs="Times New Roman"/>
+          <w:color w:val="FFFFFF" w:themeColor="background1"/>
+          <w:sz w:val="18"/>
+          <w:szCs w:val="18"/>
+        </w:rPr>
+        <w:t xml:space="preserve">    if (!JeUlogovan())</w:t>
+      </w:r>
+    </w:p>
+    <w:p>
+      <w:pPr>
+        <w:shd w:val="clear" w:color="auto" w:fill="262626" w:themeFill="text1" w:themeFillTint="D9"/>
+        <w:rPr>
+          <w:rFonts w:ascii="Times New Roman" w:eastAsia="Courier New" w:hAnsi="Times New Roman" w:cs="Times New Roman"/>
+          <w:color w:val="FFFFFF" w:themeColor="background1"/>
+          <w:sz w:val="18"/>
+          <w:szCs w:val="18"/>
+        </w:rPr>
+      </w:pPr>
+      <w:r>
+        <w:rPr>
+          <w:rFonts w:ascii="Times New Roman" w:eastAsia="Courier New" w:hAnsi="Times New Roman" w:cs="Times New Roman"/>
+          <w:color w:val="FFFFFF" w:themeColor="background1"/>
+          <w:sz w:val="18"/>
+          <w:szCs w:val="18"/>
+        </w:rPr>
+        <w:t xml:space="preserve">        return RedirectToAction("Prijava", "Nalog");</w:t>
+      </w:r>
+    </w:p>
+    <w:p>
+      <w:pPr>
+        <w:shd w:val="clear" w:color="auto" w:fill="262626" w:themeFill="text1" w:themeFillTint="D9"/>
+        <w:rPr>
+          <w:rFonts w:ascii="Times New Roman" w:eastAsia="Courier New" w:hAnsi="Times New Roman" w:cs="Times New Roman"/>
+          <w:color w:val="FFFFFF" w:themeColor="background1"/>
+          <w:sz w:val="18"/>
+          <w:szCs w:val="18"/>
+        </w:rPr>
+      </w:pPr>
+    </w:p>
+    <w:p>
+      <w:pPr>
+        <w:shd w:val="clear" w:color="auto" w:fill="262626" w:themeFill="text1" w:themeFillTint="D9"/>
+        <w:rPr>
+          <w:rFonts w:ascii="Times New Roman" w:eastAsia="Courier New" w:hAnsi="Times New Roman" w:cs="Times New Roman"/>
+          <w:color w:val="FFFFFF" w:themeColor="background1"/>
+          <w:sz w:val="18"/>
+          <w:szCs w:val="18"/>
+        </w:rPr>
+      </w:pPr>
+      <w:r>
+        <w:rPr>
+          <w:rFonts w:ascii="Times New Roman" w:eastAsia="Courier New" w:hAnsi="Times New Roman" w:cs="Times New Roman"/>
+          <w:color w:val="FFFFFF" w:themeColor="background1"/>
+          <w:sz w:val="18"/>
+          <w:szCs w:val="18"/>
+        </w:rPr>
+        <w:t xml:space="preserve">    var epizode = _poslovniProces.DajSveEpizode();</w:t>
+      </w:r>
+    </w:p>
+    <w:p>
+      <w:pPr>
+        <w:shd w:val="clear" w:color="auto" w:fill="262626" w:themeFill="text1" w:themeFillTint="D9"/>
+        <w:rPr>
+          <w:rFonts w:ascii="Times New Roman" w:eastAsia="Courier New" w:hAnsi="Times New Roman" w:cs="Times New Roman"/>
+          <w:color w:val="FFFFFF" w:themeColor="background1"/>
+          <w:sz w:val="18"/>
+          <w:szCs w:val="18"/>
+        </w:rPr>
+      </w:pPr>
+    </w:p>
+    <w:p>
+      <w:pPr>
+        <w:shd w:val="clear" w:color="auto" w:fill="262626" w:themeFill="text1" w:themeFillTint="D9"/>
+        <w:rPr>
+          <w:rFonts w:ascii="Times New Roman" w:eastAsia="Courier New" w:hAnsi="Times New Roman" w:cs="Times New Roman"/>
+          <w:color w:val="FFFFFF" w:themeColor="background1"/>
+          <w:sz w:val="18"/>
+          <w:szCs w:val="18"/>
+        </w:rPr>
+      </w:pPr>
+      <w:r>
+        <w:rPr>
+          <w:rFonts w:ascii="Times New Roman" w:eastAsia="Courier New" w:hAnsi="Times New Roman" w:cs="Times New Roman"/>
+          <w:color w:val="FFFFFF" w:themeColor="background1"/>
+          <w:sz w:val="18"/>
+          <w:szCs w:val="18"/>
+        </w:rPr>
+        <w:t xml:space="preserve">    var viewModeli = epizode.Select(e =&gt;</w:t>
+      </w:r>
+    </w:p>
+    <w:p>
+      <w:pPr>
+        <w:shd w:val="clear" w:color="auto" w:fill="262626" w:themeFill="text1" w:themeFillTint="D9"/>
+        <w:rPr>
+          <w:rFonts w:ascii="Times New Roman" w:eastAsia="Courier New" w:hAnsi="Times New Roman" w:cs="Times New Roman"/>
+          <w:color w:val="FFFFFF" w:themeColor="background1"/>
+          <w:sz w:val="18"/>
+          <w:szCs w:val="18"/>
+        </w:rPr>
+      </w:pPr>
+      <w:r>
+        <w:rPr>
+          <w:rFonts w:ascii="Times New Roman" w:eastAsia="Courier New" w:hAnsi="Times New Roman" w:cs="Times New Roman"/>
+          <w:color w:val="FFFFFF" w:themeColor="background1"/>
+          <w:sz w:val="18"/>
+          <w:szCs w:val="18"/>
+        </w:rPr>
+        <w:t xml:space="preserve">    {</w:t>
+      </w:r>
+    </w:p>
+    <w:p>
+      <w:pPr>
+        <w:shd w:val="clear" w:color="auto" w:fill="262626" w:themeFill="text1" w:themeFillTint="D9"/>
+        <w:rPr>
+          <w:rFonts w:ascii="Times New Roman" w:eastAsia="Courier New" w:hAnsi="Times New Roman" w:cs="Times New Roman"/>
+          <w:color w:val="FFFFFF" w:themeColor="background1"/>
+          <w:sz w:val="18"/>
+          <w:szCs w:val="18"/>
+        </w:rPr>
+      </w:pPr>
+      <w:r>
+        <w:rPr>
+          <w:rFonts w:ascii="Times New Roman" w:eastAsia="Courier New" w:hAnsi="Times New Roman" w:cs="Times New Roman"/>
+          <w:color w:val="FFFFFF" w:themeColor="background1"/>
+          <w:sz w:val="18"/>
+          <w:szCs w:val="18"/>
+        </w:rPr>
+        <w:t xml:space="preserve">        var ocene     = _poslovniProces.DajOceneZaEpizodu(e.Id);</w:t>
+      </w:r>
+    </w:p>
+    <w:p>
+      <w:pPr>
+        <w:shd w:val="clear" w:color="auto" w:fill="262626" w:themeFill="text1" w:themeFillTint="D9"/>
+        <w:rPr>
+          <w:rFonts w:ascii="Times New Roman" w:eastAsia="Courier New" w:hAnsi="Times New Roman" w:cs="Times New Roman"/>
+          <w:color w:val="FFFFFF" w:themeColor="background1"/>
+          <w:sz w:val="18"/>
+          <w:szCs w:val="18"/>
+        </w:rPr>
+      </w:pPr>
+      <w:r>
+        <w:rPr>
+          <w:rFonts w:ascii="Times New Roman" w:eastAsia="Courier New" w:hAnsi="Times New Roman" w:cs="Times New Roman"/>
+          <w:color w:val="FFFFFF" w:themeColor="background1"/>
+          <w:sz w:val="18"/>
+          <w:szCs w:val="18"/>
+        </w:rPr>
+        <w:t xml:space="preserve">        double prosek = ocene.Any() ? ocene.Average(o =&gt; o.Vrednost) : 0;</w:t>
+      </w:r>
+    </w:p>
+    <w:p>
+      <w:pPr>
+        <w:shd w:val="clear" w:color="auto" w:fill="262626" w:themeFill="text1" w:themeFillTint="D9"/>
+        <w:rPr>
+          <w:rFonts w:ascii="Times New Roman" w:eastAsia="Courier New" w:hAnsi="Times New Roman" w:cs="Times New Roman"/>
+          <w:color w:val="FFFFFF" w:themeColor="background1"/>
+          <w:sz w:val="18"/>
+          <w:szCs w:val="18"/>
+        </w:rPr>
+      </w:pPr>
+      <w:r>
+        <w:rPr>
+          <w:rFonts w:ascii="Times New Roman" w:eastAsia="Courier New" w:hAnsi="Times New Roman" w:cs="Times New Roman"/>
+          <w:color w:val="FFFFFF" w:themeColor="background1"/>
+          <w:sz w:val="18"/>
+          <w:szCs w:val="18"/>
+        </w:rPr>
+        <w:t xml:space="preserve">        return new OcenaViewModel</w:t>
+      </w:r>
+    </w:p>
+    <w:p>
+      <w:pPr>
+        <w:shd w:val="clear" w:color="auto" w:fill="262626" w:themeFill="text1" w:themeFillTint="D9"/>
+        <w:rPr>
+          <w:rFonts w:ascii="Times New Roman" w:eastAsia="Courier New" w:hAnsi="Times New Roman" w:cs="Times New Roman"/>
+          <w:color w:val="FFFFFF" w:themeColor="background1"/>
+          <w:sz w:val="18"/>
+          <w:szCs w:val="18"/>
+        </w:rPr>
+      </w:pPr>
+      <w:r>
+        <w:rPr>
+          <w:rFonts w:ascii="Times New Roman" w:eastAsia="Courier New" w:hAnsi="Times New Roman" w:cs="Times New Roman"/>
+          <w:color w:val="FFFFFF" w:themeColor="background1"/>
+          <w:sz w:val="18"/>
+          <w:szCs w:val="18"/>
+        </w:rPr>
+        <w:t xml:space="preserve">        {</w:t>
+      </w:r>
+    </w:p>
+    <w:p>
+      <w:pPr>
+        <w:shd w:val="clear" w:color="auto" w:fill="262626" w:themeFill="text1" w:themeFillTint="D9"/>
+        <w:rPr>
+          <w:rFonts w:ascii="Times New Roman" w:eastAsia="Courier New" w:hAnsi="Times New Roman" w:cs="Times New Roman"/>
+          <w:color w:val="FFFFFF" w:themeColor="background1"/>
+          <w:sz w:val="18"/>
+          <w:szCs w:val="18"/>
+        </w:rPr>
+      </w:pPr>
+      <w:r>
+        <w:rPr>
+          <w:rFonts w:ascii="Times New Roman" w:eastAsia="Courier New" w:hAnsi="Times New Roman" w:cs="Times New Roman"/>
+          <w:color w:val="FFFFFF" w:themeColor="background1"/>
+          <w:sz w:val="18"/>
+          <w:szCs w:val="18"/>
+        </w:rPr>
+        <w:t xml:space="preserve">            EpizodaId      = e.Id,</w:t>
+      </w:r>
+    </w:p>
+    <w:p>
+      <w:pPr>
+        <w:shd w:val="clear" w:color="auto" w:fill="262626" w:themeFill="text1" w:themeFillTint="D9"/>
+        <w:rPr>
+          <w:rFonts w:ascii="Times New Roman" w:eastAsia="Courier New" w:hAnsi="Times New Roman" w:cs="Times New Roman"/>
+          <w:color w:val="FFFFFF" w:themeColor="background1"/>
+          <w:sz w:val="18"/>
+          <w:szCs w:val="18"/>
+        </w:rPr>
+      </w:pPr>
+      <w:r>
+        <w:rPr>
+          <w:rFonts w:ascii="Times New Roman" w:eastAsia="Courier New" w:hAnsi="Times New Roman" w:cs="Times New Roman"/>
+          <w:color w:val="FFFFFF" w:themeColor="background1"/>
+          <w:sz w:val="18"/>
+          <w:szCs w:val="18"/>
+        </w:rPr>
+        <w:t xml:space="preserve">            NaslovEpizode  = e.Naslov,</w:t>
+      </w:r>
+    </w:p>
+    <w:p>
+      <w:pPr>
+        <w:shd w:val="clear" w:color="auto" w:fill="262626" w:themeFill="text1" w:themeFillTint="D9"/>
+        <w:rPr>
+          <w:rFonts w:ascii="Times New Roman" w:eastAsia="Courier New" w:hAnsi="Times New Roman" w:cs="Times New Roman"/>
+          <w:color w:val="FFFFFF" w:themeColor="background1"/>
+          <w:sz w:val="18"/>
+          <w:szCs w:val="18"/>
+        </w:rPr>
+      </w:pPr>
+      <w:r>
+        <w:rPr>
+          <w:rFonts w:ascii="Times New Roman" w:eastAsia="Courier New" w:hAnsi="Times New Roman" w:cs="Times New Roman"/>
+          <w:color w:val="FFFFFF" w:themeColor="background1"/>
+          <w:sz w:val="18"/>
+          <w:szCs w:val="18"/>
+        </w:rPr>
+        <w:t xml:space="preserve">            ProsecnaOcena  = Math.Round(prosek, 2),</w:t>
+      </w:r>
+    </w:p>
+    <w:p>
+      <w:pPr>
+        <w:shd w:val="clear" w:color="auto" w:fill="262626" w:themeFill="text1" w:themeFillTint="D9"/>
+        <w:rPr>
+          <w:rFonts w:ascii="Times New Roman" w:eastAsia="Courier New" w:hAnsi="Times New Roman" w:cs="Times New Roman"/>
+          <w:color w:val="FFFFFF" w:themeColor="background1"/>
+          <w:sz w:val="18"/>
+          <w:szCs w:val="18"/>
+        </w:rPr>
+      </w:pPr>
+      <w:r>
+        <w:rPr>
+          <w:rFonts w:ascii="Times New Roman" w:eastAsia="Courier New" w:hAnsi="Times New Roman" w:cs="Times New Roman"/>
+          <w:color w:val="FFFFFF" w:themeColor="background1"/>
+          <w:sz w:val="18"/>
+          <w:szCs w:val="18"/>
+        </w:rPr>
+        <w:t xml:space="preserve">            PostojeceOcene = ocene.Select(o =&gt; new OcenaDetaljiViewModel</w:t>
+      </w:r>
+    </w:p>
+    <w:p>
+      <w:pPr>
+        <w:shd w:val="clear" w:color="auto" w:fill="262626" w:themeFill="text1" w:themeFillTint="D9"/>
+        <w:rPr>
+          <w:rFonts w:ascii="Times New Roman" w:eastAsia="Courier New" w:hAnsi="Times New Roman" w:cs="Times New Roman"/>
+          <w:color w:val="FFFFFF" w:themeColor="background1"/>
+          <w:sz w:val="18"/>
+          <w:szCs w:val="18"/>
+        </w:rPr>
+      </w:pPr>
+      <w:r>
+        <w:rPr>
+          <w:rFonts w:ascii="Times New Roman" w:eastAsia="Courier New" w:hAnsi="Times New Roman" w:cs="Times New Roman"/>
+          <w:color w:val="FFFFFF" w:themeColor="background1"/>
+          <w:sz w:val="18"/>
+          <w:szCs w:val="18"/>
+        </w:rPr>
+        <w:t xml:space="preserve">            {</w:t>
+      </w:r>
+    </w:p>
+    <w:p>
+      <w:pPr>
+        <w:shd w:val="clear" w:color="auto" w:fill="262626" w:themeFill="text1" w:themeFillTint="D9"/>
+        <w:rPr>
+          <w:rFonts w:ascii="Times New Roman" w:eastAsia="Courier New" w:hAnsi="Times New Roman" w:cs="Times New Roman"/>
+          <w:color w:val="FFFFFF" w:themeColor="background1"/>
+          <w:sz w:val="18"/>
+          <w:szCs w:val="18"/>
+        </w:rPr>
+      </w:pPr>
+      <w:r>
+        <w:rPr>
+          <w:rFonts w:ascii="Times New Roman" w:eastAsia="Courier New" w:hAnsi="Times New Roman" w:cs="Times New Roman"/>
+          <w:color w:val="FFFFFF" w:themeColor="background1"/>
+          <w:sz w:val="18"/>
+          <w:szCs w:val="18"/>
+        </w:rPr>
+        <w:t xml:space="preserve">                KorisnickoIme = o.KorisnikId.ToString(),</w:t>
+      </w:r>
+    </w:p>
+    <w:p>
+      <w:pPr>
+        <w:shd w:val="clear" w:color="auto" w:fill="262626" w:themeFill="text1" w:themeFillTint="D9"/>
+        <w:rPr>
+          <w:rFonts w:ascii="Times New Roman" w:eastAsia="Courier New" w:hAnsi="Times New Roman" w:cs="Times New Roman"/>
+          <w:color w:val="FFFFFF" w:themeColor="background1"/>
+          <w:sz w:val="18"/>
+          <w:szCs w:val="18"/>
+        </w:rPr>
+      </w:pPr>
+      <w:r>
+        <w:rPr>
+          <w:rFonts w:ascii="Times New Roman" w:eastAsia="Courier New" w:hAnsi="Times New Roman" w:cs="Times New Roman"/>
+          <w:color w:val="FFFFFF" w:themeColor="background1"/>
+          <w:sz w:val="18"/>
+          <w:szCs w:val="18"/>
+        </w:rPr>
+        <w:t xml:space="preserve">                Vrednost      = o.Vrednost,</w:t>
+      </w:r>
+    </w:p>
+    <w:p>
+      <w:pPr>
+        <w:shd w:val="clear" w:color="auto" w:fill="262626" w:themeFill="text1" w:themeFillTint="D9"/>
+        <w:rPr>
+          <w:rFonts w:ascii="Times New Roman" w:eastAsia="Courier New" w:hAnsi="Times New Roman" w:cs="Times New Roman"/>
+          <w:color w:val="FFFFFF" w:themeColor="background1"/>
+          <w:sz w:val="18"/>
+          <w:szCs w:val="18"/>
+        </w:rPr>
+      </w:pPr>
+      <w:r>
+        <w:rPr>
+          <w:rFonts w:ascii="Times New Roman" w:eastAsia="Courier New" w:hAnsi="Times New Roman" w:cs="Times New Roman"/>
+          <w:color w:val="FFFFFF" w:themeColor="background1"/>
+          <w:sz w:val="18"/>
+          <w:szCs w:val="18"/>
+        </w:rPr>
+        <w:t xml:space="preserve">                Komentar      = o.Komentar,</w:t>
+      </w:r>
+    </w:p>
+    <w:p>
+      <w:pPr>
+        <w:shd w:val="clear" w:color="auto" w:fill="262626" w:themeFill="text1" w:themeFillTint="D9"/>
+        <w:rPr>
+          <w:rFonts w:ascii="Times New Roman" w:eastAsia="Courier New" w:hAnsi="Times New Roman" w:cs="Times New Roman"/>
+          <w:color w:val="FFFFFF" w:themeColor="background1"/>
+          <w:sz w:val="18"/>
+          <w:szCs w:val="18"/>
+        </w:rPr>
+      </w:pPr>
+      <w:r>
+        <w:rPr>
+          <w:rFonts w:ascii="Times New Roman" w:eastAsia="Courier New" w:hAnsi="Times New Roman" w:cs="Times New Roman"/>
+          <w:color w:val="FFFFFF" w:themeColor="background1"/>
+          <w:sz w:val="18"/>
+          <w:szCs w:val="18"/>
+        </w:rPr>
+        <w:t xml:space="preserve">                OcenjeneNa    = o.OcenjeneNa</w:t>
+      </w:r>
+    </w:p>
+    <w:p>
+      <w:pPr>
+        <w:shd w:val="clear" w:color="auto" w:fill="262626" w:themeFill="text1" w:themeFillTint="D9"/>
+        <w:rPr>
+          <w:rFonts w:ascii="Times New Roman" w:eastAsia="Courier New" w:hAnsi="Times New Roman" w:cs="Times New Roman"/>
+          <w:color w:val="FFFFFF" w:themeColor="background1"/>
+          <w:sz w:val="18"/>
+          <w:szCs w:val="18"/>
+        </w:rPr>
+      </w:pPr>
+      <w:r>
+        <w:rPr>
+          <w:rFonts w:ascii="Times New Roman" w:eastAsia="Courier New" w:hAnsi="Times New Roman" w:cs="Times New Roman"/>
+          <w:color w:val="FFFFFF" w:themeColor="background1"/>
+          <w:sz w:val="18"/>
+          <w:szCs w:val="18"/>
+        </w:rPr>
+        <w:t xml:space="preserve">            }).ToList()</w:t>
+      </w:r>
+    </w:p>
+    <w:p>
+      <w:pPr>
+        <w:shd w:val="clear" w:color="auto" w:fill="262626" w:themeFill="text1" w:themeFillTint="D9"/>
+        <w:rPr>
+          <w:rFonts w:ascii="Times New Roman" w:eastAsia="Courier New" w:hAnsi="Times New Roman" w:cs="Times New Roman"/>
+          <w:color w:val="FFFFFF" w:themeColor="background1"/>
+          <w:sz w:val="18"/>
+          <w:szCs w:val="18"/>
+        </w:rPr>
+      </w:pPr>
+      <w:r>
+        <w:rPr>
+          <w:rFonts w:ascii="Times New Roman" w:eastAsia="Courier New" w:hAnsi="Times New Roman" w:cs="Times New Roman"/>
+          <w:color w:val="FFFFFF" w:themeColor="background1"/>
+          <w:sz w:val="18"/>
+          <w:szCs w:val="18"/>
+        </w:rPr>
+        <w:t xml:space="preserve">        };</w:t>
+      </w:r>
+    </w:p>
+    <w:p>
+      <w:pPr>
+        <w:shd w:val="clear" w:color="auto" w:fill="262626" w:themeFill="text1" w:themeFillTint="D9"/>
+        <w:rPr>
+          <w:rFonts w:ascii="Times New Roman" w:eastAsia="Courier New" w:hAnsi="Times New Roman" w:cs="Times New Roman"/>
+          <w:color w:val="FFFFFF" w:themeColor="background1"/>
+          <w:sz w:val="18"/>
+          <w:szCs w:val="18"/>
+        </w:rPr>
+      </w:pPr>
+      <w:r>
+        <w:rPr>
+          <w:rFonts w:ascii="Times New Roman" w:eastAsia="Courier New" w:hAnsi="Times New Roman" w:cs="Times New Roman"/>
+          <w:color w:val="FFFFFF" w:themeColor="background1"/>
+          <w:sz w:val="18"/>
+          <w:szCs w:val="18"/>
+        </w:rPr>
+        <w:t xml:space="preserve">    }).ToList();</w:t>
+      </w:r>
+    </w:p>
+    <w:p>
+      <w:pPr>
+        <w:shd w:val="clear" w:color="auto" w:fill="262626" w:themeFill="text1" w:themeFillTint="D9"/>
+        <w:rPr>
+          <w:rFonts w:ascii="Times New Roman" w:eastAsia="Courier New" w:hAnsi="Times New Roman" w:cs="Times New Roman"/>
+          <w:color w:val="FFFFFF" w:themeColor="background1"/>
+          <w:sz w:val="18"/>
+          <w:szCs w:val="18"/>
+        </w:rPr>
+      </w:pPr>
+    </w:p>
+    <w:p>
+      <w:pPr>
+        <w:shd w:val="clear" w:color="auto" w:fill="262626" w:themeFill="text1" w:themeFillTint="D9"/>
+        <w:rPr>
+          <w:rFonts w:ascii="Times New Roman" w:eastAsia="Courier New" w:hAnsi="Times New Roman" w:cs="Times New Roman"/>
+          <w:color w:val="FFFFFF" w:themeColor="background1"/>
+          <w:sz w:val="18"/>
+          <w:szCs w:val="18"/>
+        </w:rPr>
+      </w:pPr>
+      <w:r>
+        <w:rPr>
+          <w:rFonts w:ascii="Times New Roman" w:eastAsia="Courier New" w:hAnsi="Times New Roman" w:cs="Times New Roman"/>
+          <w:color w:val="FFFFFF" w:themeColor="background1"/>
+          <w:sz w:val="18"/>
+          <w:szCs w:val="18"/>
+        </w:rPr>
+        <w:t xml:space="preserve">    return View(viewModeli);</w:t>
+      </w:r>
+    </w:p>
+    <w:p>
+      <w:pPr>
+        <w:shd w:val="clear" w:color="auto" w:fill="262626" w:themeFill="text1" w:themeFillTint="D9"/>
+        <w:rPr>
+          <w:rFonts w:ascii="Times New Roman" w:hAnsi="Times New Roman" w:cs="Times New Roman"/>
+          <w:sz w:val="28"/>
+          <w:szCs w:val="28"/>
+        </w:rPr>
+      </w:pPr>
+      <w:r>
+        <w:rPr>
+          <w:rFonts w:ascii="Times New Roman" w:eastAsia="Courier New" w:hAnsi="Times New Roman" w:cs="Times New Roman"/>
+          <w:color w:val="FFFFFF" w:themeColor="background1"/>
+          <w:sz w:val="18"/>
+          <w:szCs w:val="18"/>
+        </w:rPr>
+        <w:t>}</w:t>
       </w:r>
       <w:r>
         <w:rPr>
@@ -13920,7 +15422,7 @@
                     <pic:cNvPicPr/>
                   </pic:nvPicPr>
                   <pic:blipFill>
-                    <a:blip r:embed="rId10"/>
+                    <a:blip r:embed="rId14"/>
                     <a:stretch>
                       <a:fillRect/>
                     </a:stretch>
@@ -14693,7 +16195,6 @@
     <w:p>
       <w:pPr>
         <w:shd w:val="clear" w:color="auto" w:fill="262626" w:themeFill="text1" w:themeFillTint="D9"/>
-        <w:spacing w:after="120"/>
         <w:rPr>
           <w:rFonts w:ascii="Times New Roman" w:eastAsia="Courier New" w:hAnsi="Times New Roman" w:cs="Times New Roman"/>
           <w:color w:val="FFFFFF" w:themeColor="background1"/>
@@ -14714,19 +16215,17 @@
     <w:p>
       <w:pPr>
         <w:shd w:val="clear" w:color="auto" w:fill="262626" w:themeFill="text1" w:themeFillTint="D9"/>
-        <w:spacing w:after="120"/>
-        <w:rPr>
-          <w:rFonts w:ascii="Times New Roman" w:eastAsia="Courier New" w:hAnsi="Times New Roman" w:cs="Times New Roman"/>
-          <w:color w:val="FFFFFF" w:themeColor="background1"/>
-          <w:sz w:val="18"/>
-          <w:szCs w:val="18"/>
-        </w:rPr>
-      </w:pPr>
-    </w:p>
-    <w:p>
-      <w:pPr>
-        <w:shd w:val="clear" w:color="auto" w:fill="262626" w:themeFill="text1" w:themeFillTint="D9"/>
-        <w:spacing w:after="120"/>
+        <w:rPr>
+          <w:rFonts w:ascii="Times New Roman" w:eastAsia="Courier New" w:hAnsi="Times New Roman" w:cs="Times New Roman"/>
+          <w:color w:val="FFFFFF" w:themeColor="background1"/>
+          <w:sz w:val="18"/>
+          <w:szCs w:val="18"/>
+        </w:rPr>
+      </w:pPr>
+    </w:p>
+    <w:p>
+      <w:pPr>
+        <w:shd w:val="clear" w:color="auto" w:fill="262626" w:themeFill="text1" w:themeFillTint="D9"/>
         <w:rPr>
           <w:rFonts w:ascii="Times New Roman" w:eastAsia="Courier New" w:hAnsi="Times New Roman" w:cs="Times New Roman"/>
           <w:color w:val="FFFFFF" w:themeColor="background1"/>
@@ -14747,28 +16246,26 @@
     <w:p>
       <w:pPr>
         <w:shd w:val="clear" w:color="auto" w:fill="262626" w:themeFill="text1" w:themeFillTint="D9"/>
-        <w:spacing w:after="120"/>
-        <w:rPr>
-          <w:rFonts w:ascii="Times New Roman" w:eastAsia="Courier New" w:hAnsi="Times New Roman" w:cs="Times New Roman"/>
-          <w:color w:val="FFFFFF" w:themeColor="background1"/>
-          <w:sz w:val="18"/>
-          <w:szCs w:val="18"/>
-        </w:rPr>
-      </w:pPr>
-      <w:r>
-        <w:rPr>
-          <w:rFonts w:ascii="Times New Roman" w:eastAsia="Courier New" w:hAnsi="Times New Roman" w:cs="Times New Roman"/>
-          <w:color w:val="FFFFFF" w:themeColor="background1"/>
-          <w:sz w:val="18"/>
-          <w:szCs w:val="18"/>
-        </w:rPr>
-        <w:t>builder.Services.AddDbContext&lt;AppDbContext&gt;(opcije =&gt;</w:t>
-      </w:r>
-    </w:p>
-    <w:p>
-      <w:pPr>
-        <w:shd w:val="clear" w:color="auto" w:fill="262626" w:themeFill="text1" w:themeFillTint="D9"/>
-        <w:spacing w:after="120"/>
+        <w:rPr>
+          <w:rFonts w:ascii="Times New Roman" w:eastAsia="Courier New" w:hAnsi="Times New Roman" w:cs="Times New Roman"/>
+          <w:color w:val="FFFFFF" w:themeColor="background1"/>
+          <w:sz w:val="18"/>
+          <w:szCs w:val="18"/>
+        </w:rPr>
+      </w:pPr>
+      <w:r>
+        <w:rPr>
+          <w:rFonts w:ascii="Times New Roman" w:eastAsia="Courier New" w:hAnsi="Times New Roman" w:cs="Times New Roman"/>
+          <w:color w:val="FFFFFF" w:themeColor="background1"/>
+          <w:sz w:val="18"/>
+          <w:szCs w:val="18"/>
+        </w:rPr>
+        <w:t>graditelj.Services.AddDbContext&lt;AppDbContext&gt;(opcije =&gt;</w:t>
+      </w:r>
+    </w:p>
+    <w:p>
+      <w:pPr>
+        <w:shd w:val="clear" w:color="auto" w:fill="262626" w:themeFill="text1" w:themeFillTint="D9"/>
         <w:rPr>
           <w:rFonts w:ascii="Times New Roman" w:eastAsia="Courier New" w:hAnsi="Times New Roman" w:cs="Times New Roman"/>
           <w:color w:val="FFFFFF" w:themeColor="background1"/>
@@ -14789,40 +16286,88 @@
     <w:p>
       <w:pPr>
         <w:shd w:val="clear" w:color="auto" w:fill="262626" w:themeFill="text1" w:themeFillTint="D9"/>
-        <w:spacing w:after="120"/>
-        <w:rPr>
-          <w:rFonts w:ascii="Times New Roman" w:eastAsia="Courier New" w:hAnsi="Times New Roman" w:cs="Times New Roman"/>
-          <w:color w:val="FFFFFF" w:themeColor="background1"/>
-          <w:sz w:val="18"/>
-          <w:szCs w:val="18"/>
-        </w:rPr>
-      </w:pPr>
-      <w:r>
-        <w:rPr>
-          <w:rFonts w:ascii="Times New Roman" w:eastAsia="Courier New" w:hAnsi="Times New Roman" w:cs="Times New Roman"/>
-          <w:color w:val="FFFFFF" w:themeColor="background1"/>
-          <w:sz w:val="18"/>
-          <w:szCs w:val="18"/>
-        </w:rPr>
-        <w:t xml:space="preserve">        config.GetConnectionString("PodrazumevanaKonekcija")));</w:t>
-      </w:r>
-    </w:p>
-    <w:p>
-      <w:pPr>
-        <w:shd w:val="clear" w:color="auto" w:fill="262626" w:themeFill="text1" w:themeFillTint="D9"/>
-        <w:spacing w:after="120"/>
-        <w:rPr>
-          <w:rFonts w:ascii="Times New Roman" w:eastAsia="Courier New" w:hAnsi="Times New Roman" w:cs="Times New Roman"/>
-          <w:color w:val="FFFFFF" w:themeColor="background1"/>
-          <w:sz w:val="18"/>
-          <w:szCs w:val="18"/>
-        </w:rPr>
-      </w:pPr>
-    </w:p>
-    <w:p>
-      <w:pPr>
-        <w:shd w:val="clear" w:color="auto" w:fill="262626" w:themeFill="text1" w:themeFillTint="D9"/>
-        <w:spacing w:after="120"/>
+        <w:rPr>
+          <w:rFonts w:ascii="Times New Roman" w:eastAsia="Courier New" w:hAnsi="Times New Roman" w:cs="Times New Roman"/>
+          <w:color w:val="FFFFFF" w:themeColor="background1"/>
+          <w:sz w:val="18"/>
+          <w:szCs w:val="18"/>
+        </w:rPr>
+      </w:pPr>
+      <w:r>
+        <w:rPr>
+          <w:rFonts w:ascii="Times New Roman" w:eastAsia="Courier New" w:hAnsi="Times New Roman" w:cs="Times New Roman"/>
+          <w:color w:val="FFFFFF" w:themeColor="background1"/>
+          <w:sz w:val="18"/>
+          <w:szCs w:val="18"/>
+        </w:rPr>
+        <w:t xml:space="preserve">        graditelj.Configuration.GetConnectionString("PodrazumevanaKonekcija")));</w:t>
+      </w:r>
+    </w:p>
+    <w:p>
+      <w:pPr>
+        <w:shd w:val="clear" w:color="auto" w:fill="262626" w:themeFill="text1" w:themeFillTint="D9"/>
+        <w:rPr>
+          <w:rFonts w:ascii="Times New Roman" w:eastAsia="Courier New" w:hAnsi="Times New Roman" w:cs="Times New Roman"/>
+          <w:color w:val="FFFFFF" w:themeColor="background1"/>
+          <w:sz w:val="18"/>
+          <w:szCs w:val="18"/>
+        </w:rPr>
+      </w:pPr>
+    </w:p>
+    <w:p>
+      <w:pPr>
+        <w:shd w:val="clear" w:color="auto" w:fill="262626" w:themeFill="text1" w:themeFillTint="D9"/>
+        <w:rPr>
+          <w:rFonts w:ascii="Times New Roman" w:eastAsia="Courier New" w:hAnsi="Times New Roman" w:cs="Times New Roman"/>
+          <w:color w:val="FFFFFF" w:themeColor="background1"/>
+          <w:sz w:val="18"/>
+          <w:szCs w:val="18"/>
+        </w:rPr>
+      </w:pPr>
+      <w:r>
+        <w:rPr>
+          <w:rFonts w:ascii="Times New Roman" w:eastAsia="Courier New" w:hAnsi="Times New Roman" w:cs="Times New Roman"/>
+          <w:color w:val="FFFFFF" w:themeColor="background1"/>
+          <w:sz w:val="18"/>
+          <w:szCs w:val="18"/>
+        </w:rPr>
+        <w:t>// HttpClient factory - koristi se u kontrolerima za pozivanje REST servisa</w:t>
+      </w:r>
+    </w:p>
+    <w:p>
+      <w:pPr>
+        <w:shd w:val="clear" w:color="auto" w:fill="262626" w:themeFill="text1" w:themeFillTint="D9"/>
+        <w:rPr>
+          <w:rFonts w:ascii="Times New Roman" w:eastAsia="Courier New" w:hAnsi="Times New Roman" w:cs="Times New Roman"/>
+          <w:color w:val="FFFFFF" w:themeColor="background1"/>
+          <w:sz w:val="18"/>
+          <w:szCs w:val="18"/>
+        </w:rPr>
+      </w:pPr>
+      <w:r>
+        <w:rPr>
+          <w:rFonts w:ascii="Times New Roman" w:eastAsia="Courier New" w:hAnsi="Times New Roman" w:cs="Times New Roman"/>
+          <w:color w:val="FFFFFF" w:themeColor="background1"/>
+          <w:sz w:val="18"/>
+          <w:szCs w:val="18"/>
+        </w:rPr>
+        <w:t>graditelj.Services.AddHttpClient();</w:t>
+      </w:r>
+    </w:p>
+    <w:p>
+      <w:pPr>
+        <w:shd w:val="clear" w:color="auto" w:fill="262626" w:themeFill="text1" w:themeFillTint="D9"/>
+        <w:rPr>
+          <w:rFonts w:ascii="Times New Roman" w:eastAsia="Courier New" w:hAnsi="Times New Roman" w:cs="Times New Roman"/>
+          <w:color w:val="FFFFFF" w:themeColor="background1"/>
+          <w:sz w:val="18"/>
+          <w:szCs w:val="18"/>
+        </w:rPr>
+      </w:pPr>
+    </w:p>
+    <w:p>
+      <w:pPr>
+        <w:shd w:val="clear" w:color="auto" w:fill="262626" w:themeFill="text1" w:themeFillTint="D9"/>
         <w:rPr>
           <w:rFonts w:ascii="Times New Roman" w:eastAsia="Courier New" w:hAnsi="Times New Roman" w:cs="Times New Roman"/>
           <w:color w:val="FFFFFF" w:themeColor="background1"/>
@@ -14843,28 +16388,26 @@
     <w:p>
       <w:pPr>
         <w:shd w:val="clear" w:color="auto" w:fill="262626" w:themeFill="text1" w:themeFillTint="D9"/>
-        <w:spacing w:after="120"/>
-        <w:rPr>
-          <w:rFonts w:ascii="Times New Roman" w:eastAsia="Courier New" w:hAnsi="Times New Roman" w:cs="Times New Roman"/>
-          <w:color w:val="FFFFFF" w:themeColor="background1"/>
-          <w:sz w:val="18"/>
-          <w:szCs w:val="18"/>
-        </w:rPr>
-      </w:pPr>
-      <w:r>
-        <w:rPr>
-          <w:rFonts w:ascii="Times New Roman" w:eastAsia="Courier New" w:hAnsi="Times New Roman" w:cs="Times New Roman"/>
-          <w:color w:val="FFFFFF" w:themeColor="background1"/>
-          <w:sz w:val="18"/>
-          <w:szCs w:val="18"/>
-        </w:rPr>
-        <w:t>builder.Services.AddSingleton&lt;XmlTopListeServis&gt;(provider =&gt; {</w:t>
-      </w:r>
-    </w:p>
-    <w:p>
-      <w:pPr>
-        <w:shd w:val="clear" w:color="auto" w:fill="262626" w:themeFill="text1" w:themeFillTint="D9"/>
-        <w:spacing w:after="120"/>
+        <w:rPr>
+          <w:rFonts w:ascii="Times New Roman" w:eastAsia="Courier New" w:hAnsi="Times New Roman" w:cs="Times New Roman"/>
+          <w:color w:val="FFFFFF" w:themeColor="background1"/>
+          <w:sz w:val="18"/>
+          <w:szCs w:val="18"/>
+        </w:rPr>
+      </w:pPr>
+      <w:r>
+        <w:rPr>
+          <w:rFonts w:ascii="Times New Roman" w:eastAsia="Courier New" w:hAnsi="Times New Roman" w:cs="Times New Roman"/>
+          <w:color w:val="FFFFFF" w:themeColor="background1"/>
+          <w:sz w:val="18"/>
+          <w:szCs w:val="18"/>
+        </w:rPr>
+        <w:t>graditelj.Services.AddSingleton&lt;XmlTopListeServis&gt;(provider =&gt; {</w:t>
+      </w:r>
+    </w:p>
+    <w:p>
+      <w:pPr>
+        <w:shd w:val="clear" w:color="auto" w:fill="262626" w:themeFill="text1" w:themeFillTint="D9"/>
         <w:rPr>
           <w:rFonts w:ascii="Times New Roman" w:eastAsia="Courier New" w:hAnsi="Times New Roman" w:cs="Times New Roman"/>
           <w:color w:val="FFFFFF" w:themeColor="background1"/>
@@ -14885,7 +16428,6 @@
     <w:p>
       <w:pPr>
         <w:shd w:val="clear" w:color="auto" w:fill="262626" w:themeFill="text1" w:themeFillTint="D9"/>
-        <w:spacing w:after="120"/>
         <w:rPr>
           <w:rFonts w:ascii="Times New Roman" w:eastAsia="Courier New" w:hAnsi="Times New Roman" w:cs="Times New Roman"/>
           <w:color w:val="FFFFFF" w:themeColor="background1"/>
@@ -14906,7 +16448,6 @@
     <w:p>
       <w:pPr>
         <w:shd w:val="clear" w:color="auto" w:fill="262626" w:themeFill="text1" w:themeFillTint="D9"/>
-        <w:spacing w:after="120"/>
         <w:rPr>
           <w:rFonts w:ascii="Times New Roman" w:eastAsia="Courier New" w:hAnsi="Times New Roman" w:cs="Times New Roman"/>
           <w:color w:val="FFFFFF" w:themeColor="background1"/>
@@ -14927,19 +16468,17 @@
     <w:p>
       <w:pPr>
         <w:shd w:val="clear" w:color="auto" w:fill="262626" w:themeFill="text1" w:themeFillTint="D9"/>
-        <w:spacing w:after="120"/>
-        <w:rPr>
-          <w:rFonts w:ascii="Times New Roman" w:eastAsia="Courier New" w:hAnsi="Times New Roman" w:cs="Times New Roman"/>
-          <w:color w:val="FFFFFF" w:themeColor="background1"/>
-          <w:sz w:val="18"/>
-          <w:szCs w:val="18"/>
-        </w:rPr>
-      </w:pPr>
-    </w:p>
-    <w:p>
-      <w:pPr>
-        <w:shd w:val="clear" w:color="auto" w:fill="262626" w:themeFill="text1" w:themeFillTint="D9"/>
-        <w:spacing w:after="120"/>
+        <w:rPr>
+          <w:rFonts w:ascii="Times New Roman" w:eastAsia="Courier New" w:hAnsi="Times New Roman" w:cs="Times New Roman"/>
+          <w:color w:val="FFFFFF" w:themeColor="background1"/>
+          <w:sz w:val="18"/>
+          <w:szCs w:val="18"/>
+        </w:rPr>
+      </w:pPr>
+    </w:p>
+    <w:p>
+      <w:pPr>
+        <w:shd w:val="clear" w:color="auto" w:fill="262626" w:themeFill="text1" w:themeFillTint="D9"/>
         <w:rPr>
           <w:rFonts w:ascii="Times New Roman" w:eastAsia="Courier New" w:hAnsi="Times New Roman" w:cs="Times New Roman"/>
           <w:color w:val="FFFFFF" w:themeColor="background1"/>
@@ -14960,112 +16499,146 @@
     <w:p>
       <w:pPr>
         <w:shd w:val="clear" w:color="auto" w:fill="262626" w:themeFill="text1" w:themeFillTint="D9"/>
-        <w:spacing w:after="120"/>
-        <w:rPr>
-          <w:rFonts w:ascii="Times New Roman" w:eastAsia="Courier New" w:hAnsi="Times New Roman" w:cs="Times New Roman"/>
-          <w:color w:val="FFFFFF" w:themeColor="background1"/>
-          <w:sz w:val="18"/>
-          <w:szCs w:val="18"/>
-        </w:rPr>
-      </w:pPr>
-      <w:r>
-        <w:rPr>
-          <w:rFonts w:ascii="Times New Roman" w:eastAsia="Courier New" w:hAnsi="Times New Roman" w:cs="Times New Roman"/>
-          <w:color w:val="FFFFFF" w:themeColor="background1"/>
-          <w:sz w:val="18"/>
-          <w:szCs w:val="18"/>
-        </w:rPr>
-        <w:t>builder.Services.AddScoped&lt;PoslovniProces&gt;(provider =&gt; {</w:t>
-      </w:r>
-    </w:p>
-    <w:p>
-      <w:pPr>
-        <w:shd w:val="clear" w:color="auto" w:fill="262626" w:themeFill="text1" w:themeFillTint="D9"/>
-        <w:spacing w:after="120"/>
-        <w:rPr>
-          <w:rFonts w:ascii="Times New Roman" w:eastAsia="Courier New" w:hAnsi="Times New Roman" w:cs="Times New Roman"/>
-          <w:color w:val="FFFFFF" w:themeColor="background1"/>
-          <w:sz w:val="18"/>
-          <w:szCs w:val="18"/>
-        </w:rPr>
-      </w:pPr>
-      <w:r>
-        <w:rPr>
-          <w:rFonts w:ascii="Times New Roman" w:eastAsia="Courier New" w:hAnsi="Times New Roman" w:cs="Times New Roman"/>
-          <w:color w:val="FFFFFF" w:themeColor="background1"/>
-          <w:sz w:val="18"/>
-          <w:szCs w:val="18"/>
-        </w:rPr>
-        <w:t xml:space="preserve">    var config    = provider.GetRequiredService&lt;IConfiguration&gt;();</w:t>
-      </w:r>
-    </w:p>
-    <w:p>
-      <w:pPr>
-        <w:shd w:val="clear" w:color="auto" w:fill="262626" w:themeFill="text1" w:themeFillTint="D9"/>
-        <w:spacing w:after="120"/>
-        <w:rPr>
-          <w:rFonts w:ascii="Times New Roman" w:eastAsia="Courier New" w:hAnsi="Times New Roman" w:cs="Times New Roman"/>
-          <w:color w:val="FFFFFF" w:themeColor="background1"/>
-          <w:sz w:val="18"/>
-          <w:szCs w:val="18"/>
-        </w:rPr>
-      </w:pPr>
-      <w:r>
-        <w:rPr>
-          <w:rFonts w:ascii="Times New Roman" w:eastAsia="Courier New" w:hAnsi="Times New Roman" w:cs="Times New Roman"/>
-          <w:color w:val="FFFFFF" w:themeColor="background1"/>
-          <w:sz w:val="18"/>
-          <w:szCs w:val="18"/>
-        </w:rPr>
-        <w:t xml:space="preserve">    var xmlServis = provider.GetRequiredService&lt;XmlTopListeServis&gt;();</w:t>
-      </w:r>
-    </w:p>
-    <w:p>
-      <w:pPr>
-        <w:shd w:val="clear" w:color="auto" w:fill="262626" w:themeFill="text1" w:themeFillTint="D9"/>
-        <w:spacing w:after="120"/>
-        <w:rPr>
-          <w:rFonts w:ascii="Times New Roman" w:eastAsia="Courier New" w:hAnsi="Times New Roman" w:cs="Times New Roman"/>
-          <w:color w:val="FFFFFF" w:themeColor="background1"/>
-          <w:sz w:val="18"/>
-          <w:szCs w:val="18"/>
-        </w:rPr>
-      </w:pPr>
-      <w:r>
-        <w:rPr>
-          <w:rFonts w:ascii="Times New Roman" w:eastAsia="Courier New" w:hAnsi="Times New Roman" w:cs="Times New Roman"/>
-          <w:color w:val="FFFFFF" w:themeColor="background1"/>
-          <w:sz w:val="18"/>
-          <w:szCs w:val="18"/>
-        </w:rPr>
-        <w:t xml:space="preserve">    string ks     = config.GetConnectionString("PodrazumevanaKonekcija")!;</w:t>
-      </w:r>
-    </w:p>
-    <w:p>
-      <w:pPr>
-        <w:shd w:val="clear" w:color="auto" w:fill="262626" w:themeFill="text1" w:themeFillTint="D9"/>
-        <w:spacing w:after="120"/>
-        <w:rPr>
-          <w:rFonts w:ascii="Times New Roman" w:eastAsia="Courier New" w:hAnsi="Times New Roman" w:cs="Times New Roman"/>
-          <w:color w:val="FFFFFF" w:themeColor="background1"/>
-          <w:sz w:val="18"/>
-          <w:szCs w:val="18"/>
-        </w:rPr>
-      </w:pPr>
-      <w:r>
-        <w:rPr>
-          <w:rFonts w:ascii="Times New Roman" w:eastAsia="Courier New" w:hAnsi="Times New Roman" w:cs="Times New Roman"/>
-          <w:color w:val="FFFFFF" w:themeColor="background1"/>
-          <w:sz w:val="18"/>
-          <w:szCs w:val="18"/>
-        </w:rPr>
-        <w:t xml:space="preserve">    return new PoslovniProces(ks, xmlServis);</w:t>
-      </w:r>
-    </w:p>
-    <w:p>
-      <w:pPr>
-        <w:shd w:val="clear" w:color="auto" w:fill="262626" w:themeFill="text1" w:themeFillTint="D9"/>
-        <w:spacing w:after="120"/>
+        <w:rPr>
+          <w:rFonts w:ascii="Times New Roman" w:eastAsia="Courier New" w:hAnsi="Times New Roman" w:cs="Times New Roman"/>
+          <w:color w:val="FFFFFF" w:themeColor="background1"/>
+          <w:sz w:val="18"/>
+          <w:szCs w:val="18"/>
+        </w:rPr>
+      </w:pPr>
+      <w:r>
+        <w:rPr>
+          <w:rFonts w:ascii="Times New Roman" w:eastAsia="Courier New" w:hAnsi="Times New Roman" w:cs="Times New Roman"/>
+          <w:color w:val="FFFFFF" w:themeColor="background1"/>
+          <w:sz w:val="18"/>
+          <w:szCs w:val="18"/>
+        </w:rPr>
+        <w:t>// Prosledjuje se i URL REST servisa za citanje parametra poslovnog pravila</w:t>
+      </w:r>
+    </w:p>
+    <w:p>
+      <w:pPr>
+        <w:shd w:val="clear" w:color="auto" w:fill="262626" w:themeFill="text1" w:themeFillTint="D9"/>
+        <w:rPr>
+          <w:rFonts w:ascii="Times New Roman" w:eastAsia="Courier New" w:hAnsi="Times New Roman" w:cs="Times New Roman"/>
+          <w:color w:val="FFFFFF" w:themeColor="background1"/>
+          <w:sz w:val="18"/>
+          <w:szCs w:val="18"/>
+        </w:rPr>
+      </w:pPr>
+      <w:r>
+        <w:rPr>
+          <w:rFonts w:ascii="Times New Roman" w:eastAsia="Courier New" w:hAnsi="Times New Roman" w:cs="Times New Roman"/>
+          <w:color w:val="FFFFFF" w:themeColor="background1"/>
+          <w:sz w:val="18"/>
+          <w:szCs w:val="18"/>
+        </w:rPr>
+        <w:t>graditelj.Services.AddScoped&lt;PoslovniProces&gt;(provider =&gt; {</w:t>
+      </w:r>
+    </w:p>
+    <w:p>
+      <w:pPr>
+        <w:shd w:val="clear" w:color="auto" w:fill="262626" w:themeFill="text1" w:themeFillTint="D9"/>
+        <w:rPr>
+          <w:rFonts w:ascii="Times New Roman" w:eastAsia="Courier New" w:hAnsi="Times New Roman" w:cs="Times New Roman"/>
+          <w:color w:val="FFFFFF" w:themeColor="background1"/>
+          <w:sz w:val="18"/>
+          <w:szCs w:val="18"/>
+        </w:rPr>
+      </w:pPr>
+      <w:r>
+        <w:rPr>
+          <w:rFonts w:ascii="Times New Roman" w:eastAsia="Courier New" w:hAnsi="Times New Roman" w:cs="Times New Roman"/>
+          <w:color w:val="FFFFFF" w:themeColor="background1"/>
+          <w:sz w:val="18"/>
+          <w:szCs w:val="18"/>
+        </w:rPr>
+        <w:t xml:space="preserve">    var konfiguracija = provider.GetRequiredService&lt;IConfiguration&gt;();</w:t>
+      </w:r>
+    </w:p>
+    <w:p>
+      <w:pPr>
+        <w:shd w:val="clear" w:color="auto" w:fill="262626" w:themeFill="text1" w:themeFillTint="D9"/>
+        <w:rPr>
+          <w:rFonts w:ascii="Times New Roman" w:eastAsia="Courier New" w:hAnsi="Times New Roman" w:cs="Times New Roman"/>
+          <w:color w:val="FFFFFF" w:themeColor="background1"/>
+          <w:sz w:val="18"/>
+          <w:szCs w:val="18"/>
+        </w:rPr>
+      </w:pPr>
+      <w:r>
+        <w:rPr>
+          <w:rFonts w:ascii="Times New Roman" w:eastAsia="Courier New" w:hAnsi="Times New Roman" w:cs="Times New Roman"/>
+          <w:color w:val="FFFFFF" w:themeColor="background1"/>
+          <w:sz w:val="18"/>
+          <w:szCs w:val="18"/>
+        </w:rPr>
+        <w:t xml:space="preserve">    var xmlServis     = provider.GetRequiredService&lt;XmlTopListeServis&gt;();</w:t>
+      </w:r>
+    </w:p>
+    <w:p>
+      <w:pPr>
+        <w:shd w:val="clear" w:color="auto" w:fill="262626" w:themeFill="text1" w:themeFillTint="D9"/>
+        <w:rPr>
+          <w:rFonts w:ascii="Times New Roman" w:eastAsia="Courier New" w:hAnsi="Times New Roman" w:cs="Times New Roman"/>
+          <w:color w:val="FFFFFF" w:themeColor="background1"/>
+          <w:sz w:val="18"/>
+          <w:szCs w:val="18"/>
+        </w:rPr>
+      </w:pPr>
+      <w:r>
+        <w:rPr>
+          <w:rFonts w:ascii="Times New Roman" w:eastAsia="Courier New" w:hAnsi="Times New Roman" w:cs="Times New Roman"/>
+          <w:color w:val="FFFFFF" w:themeColor="background1"/>
+          <w:sz w:val="18"/>
+          <w:szCs w:val="18"/>
+        </w:rPr>
+        <w:t xml:space="preserve">    string ks         = konfiguracija.GetConnectionString("PodrazumevanaKonekcija")!;</w:t>
+      </w:r>
+    </w:p>
+    <w:p>
+      <w:pPr>
+        <w:shd w:val="clear" w:color="auto" w:fill="262626" w:themeFill="text1" w:themeFillTint="D9"/>
+        <w:rPr>
+          <w:rFonts w:ascii="Times New Roman" w:eastAsia="Courier New" w:hAnsi="Times New Roman" w:cs="Times New Roman"/>
+          <w:color w:val="FFFFFF" w:themeColor="background1"/>
+          <w:sz w:val="18"/>
+          <w:szCs w:val="18"/>
+        </w:rPr>
+      </w:pPr>
+      <w:r>
+        <w:rPr>
+          <w:rFonts w:ascii="Times New Roman" w:eastAsia="Courier New" w:hAnsi="Times New Roman" w:cs="Times New Roman"/>
+          <w:color w:val="FFFFFF" w:themeColor="background1"/>
+          <w:sz w:val="18"/>
+          <w:szCs w:val="18"/>
+        </w:rPr>
+        <w:t xml:space="preserve">    string apiUrl     = konfiguracija["RestApiUrl"] ?? "https://localhost:56784";</w:t>
+      </w:r>
+    </w:p>
+    <w:p>
+      <w:pPr>
+        <w:shd w:val="clear" w:color="auto" w:fill="262626" w:themeFill="text1" w:themeFillTint="D9"/>
+        <w:rPr>
+          <w:rFonts w:ascii="Times New Roman" w:eastAsia="Courier New" w:hAnsi="Times New Roman" w:cs="Times New Roman"/>
+          <w:color w:val="FFFFFF" w:themeColor="background1"/>
+          <w:sz w:val="18"/>
+          <w:szCs w:val="18"/>
+        </w:rPr>
+      </w:pPr>
+      <w:r>
+        <w:rPr>
+          <w:rFonts w:ascii="Times New Roman" w:eastAsia="Courier New" w:hAnsi="Times New Roman" w:cs="Times New Roman"/>
+          <w:color w:val="FFFFFF" w:themeColor="background1"/>
+          <w:sz w:val="18"/>
+          <w:szCs w:val="18"/>
+        </w:rPr>
+        <w:t xml:space="preserve">    return new PoslovniProces(ks, xmlServis, apiUrl);</w:t>
+      </w:r>
+    </w:p>
+    <w:p>
+      <w:pPr>
+        <w:shd w:val="clear" w:color="auto" w:fill="262626" w:themeFill="text1" w:themeFillTint="D9"/>
         <w:rPr>
           <w:rFonts w:ascii="Times New Roman" w:eastAsia="Courier New" w:hAnsi="Times New Roman" w:cs="Times New Roman"/>
           <w:color w:val="FFFFFF" w:themeColor="background1"/>
@@ -15086,60 +16659,50 @@
     <w:p>
       <w:pPr>
         <w:shd w:val="clear" w:color="auto" w:fill="262626" w:themeFill="text1" w:themeFillTint="D9"/>
-        <w:spacing w:after="120"/>
-        <w:rPr>
-          <w:rFonts w:ascii="Times New Roman" w:eastAsia="Courier New" w:hAnsi="Times New Roman" w:cs="Times New Roman"/>
-          <w:color w:val="FFFFFF" w:themeColor="background1"/>
-          <w:sz w:val="18"/>
-          <w:szCs w:val="18"/>
-        </w:rPr>
-      </w:pPr>
-    </w:p>
-    <w:p>
-      <w:pPr>
-        <w:shd w:val="clear" w:color="auto" w:fill="262626" w:themeFill="text1" w:themeFillTint="D9"/>
-        <w:spacing w:after="120"/>
-        <w:rPr>
-          <w:rFonts w:ascii="Times New Roman" w:eastAsia="Courier New" w:hAnsi="Times New Roman" w:cs="Times New Roman"/>
-          <w:color w:val="FFFFFF" w:themeColor="background1"/>
-          <w:sz w:val="18"/>
-          <w:szCs w:val="18"/>
-        </w:rPr>
-      </w:pPr>
-      <w:r>
-        <w:rPr>
-          <w:rFonts w:ascii="Times New Roman" w:eastAsia="Courier New" w:hAnsi="Times New Roman" w:cs="Times New Roman"/>
-          <w:color w:val="FFFFFF" w:themeColor="background1"/>
-          <w:sz w:val="18"/>
-          <w:szCs w:val="18"/>
-        </w:rPr>
-        <w:t>builder.Services.AddSession();</w:t>
-      </w:r>
-    </w:p>
-    <w:p>
-      <w:pPr>
-        <w:shd w:val="clear" w:color="auto" w:fill="262626" w:themeFill="text1" w:themeFillTint="D9"/>
-        <w:spacing w:after="120"/>
-        <w:rPr>
-          <w:rFonts w:ascii="Times New Roman" w:hAnsi="Times New Roman" w:cs="Times New Roman"/>
-        </w:rPr>
-      </w:pPr>
-      <w:r>
-        <w:rPr>
-          <w:rFonts w:ascii="Times New Roman" w:eastAsia="Courier New" w:hAnsi="Times New Roman" w:cs="Times New Roman"/>
-          <w:color w:val="FFFFFF" w:themeColor="background1"/>
-          <w:sz w:val="18"/>
-          <w:szCs w:val="18"/>
-        </w:rPr>
-        <w:t>app.UseSession();</w:t>
-      </w:r>
-    </w:p>
-    <w:p>
-      <w:pPr>
-        <w:rPr>
-          <w:rFonts w:ascii="Times New Roman" w:hAnsi="Times New Roman" w:cs="Times New Roman"/>
-        </w:rPr>
-      </w:pPr>
+        <w:rPr>
+          <w:rFonts w:ascii="Times New Roman" w:eastAsia="Courier New" w:hAnsi="Times New Roman" w:cs="Times New Roman"/>
+          <w:color w:val="FFFFFF" w:themeColor="background1"/>
+          <w:sz w:val="18"/>
+          <w:szCs w:val="18"/>
+        </w:rPr>
+      </w:pPr>
+    </w:p>
+    <w:p>
+      <w:pPr>
+        <w:shd w:val="clear" w:color="auto" w:fill="262626" w:themeFill="text1" w:themeFillTint="D9"/>
+        <w:rPr>
+          <w:rFonts w:ascii="Times New Roman" w:eastAsia="Courier New" w:hAnsi="Times New Roman" w:cs="Times New Roman"/>
+          <w:color w:val="FFFFFF" w:themeColor="background1"/>
+          <w:sz w:val="18"/>
+          <w:szCs w:val="18"/>
+        </w:rPr>
+      </w:pPr>
+      <w:r>
+        <w:rPr>
+          <w:rFonts w:ascii="Times New Roman" w:eastAsia="Courier New" w:hAnsi="Times New Roman" w:cs="Times New Roman"/>
+          <w:color w:val="FFFFFF" w:themeColor="background1"/>
+          <w:sz w:val="18"/>
+          <w:szCs w:val="18"/>
+        </w:rPr>
+        <w:t>graditelj.Services.AddSession();</w:t>
+      </w:r>
+    </w:p>
+    <w:p>
+      <w:pPr>
+        <w:shd w:val="clear" w:color="auto" w:fill="262626" w:themeFill="text1" w:themeFillTint="D9"/>
+        <w:rPr>
+          <w:rFonts w:ascii="Times New Roman" w:hAnsi="Times New Roman" w:cs="Times New Roman"/>
+        </w:rPr>
+      </w:pPr>
+      <w:r>
+        <w:rPr>
+          <w:rFonts w:ascii="Times New Roman" w:eastAsia="Courier New" w:hAnsi="Times New Roman" w:cs="Times New Roman"/>
+          <w:color w:val="FFFFFF" w:themeColor="background1"/>
+          <w:sz w:val="18"/>
+          <w:szCs w:val="18"/>
+        </w:rPr>
+        <w:t>aplikacija.UseSession();</w:t>
+      </w:r>
       <w:r>
         <w:rPr>
           <w:rFonts w:ascii="Times New Roman" w:hAnsi="Times New Roman" w:cs="Times New Roman"/>
@@ -16740,7 +18303,7 @@
                     <pic:cNvPicPr/>
                   </pic:nvPicPr>
                   <pic:blipFill>
-                    <a:blip r:embed="rId11"/>
+                    <a:blip r:embed="rId15"/>
                     <a:stretch>
                       <a:fillRect/>
                     </a:stretch>
@@ -16861,7 +18424,7 @@
                     <pic:cNvPicPr/>
                   </pic:nvPicPr>
                   <pic:blipFill>
-                    <a:blip r:embed="rId12"/>
+                    <a:blip r:embed="rId16"/>
                     <a:stretch>
                       <a:fillRect/>
                     </a:stretch>
@@ -16988,7 +18551,7 @@
                     <pic:cNvPicPr/>
                   </pic:nvPicPr>
                   <pic:blipFill>
-                    <a:blip r:embed="rId13"/>
+                    <a:blip r:embed="rId17"/>
                     <a:stretch>
                       <a:fillRect/>
                     </a:stretch>
@@ -17791,7 +19354,7 @@
                     <pic:cNvPicPr/>
                   </pic:nvPicPr>
                   <pic:blipFill>
-                    <a:blip r:embed="rId14"/>
+                    <a:blip r:embed="rId18"/>
                     <a:stretch>
                       <a:fillRect/>
                     </a:stretch>
@@ -18615,7 +20178,7 @@
                     <pic:cNvPicPr/>
                   </pic:nvPicPr>
                   <pic:blipFill>
-                    <a:blip r:embed="rId15"/>
+                    <a:blip r:embed="rId19"/>
                     <a:stretch>
                       <a:fillRect/>
                     </a:stretch>
@@ -19437,20 +21000,49 @@
       <w:pPr>
         <w:pStyle w:val="Heading1"/>
         <w:rPr>
-          <w:rFonts w:ascii="Times New Roman" w:hAnsi="Times New Roman" w:cs="Times New Roman"/>
-        </w:rPr>
-      </w:pPr>
-      <w:r>
-        <w:rPr>
-          <w:rFonts w:ascii="Times New Roman" w:hAnsi="Times New Roman" w:cs="Times New Roman"/>
-        </w:rPr>
-        <w:br/>
-      </w:r>
-      <w:r>
-        <w:rPr>
           <w:rFonts w:ascii="Times New Roman" w:eastAsia="Arial" w:hAnsi="Times New Roman" w:cs="Times New Roman"/>
           <w:color w:val="000000" w:themeColor="text1"/>
         </w:rPr>
+      </w:pPr>
+      <w:r>
+        <w:rPr>
+          <w:rFonts w:ascii="Times New Roman" w:hAnsi="Times New Roman" w:cs="Times New Roman"/>
+        </w:rPr>
+        <w:br/>
+      </w:r>
+    </w:p>
+    <w:p>
+      <w:pPr>
+        <w:rPr>
+          <w:rFonts w:ascii="Times New Roman" w:eastAsia="Arial" w:hAnsi="Times New Roman" w:cs="Times New Roman"/>
+          <w:b/>
+          <w:bCs/>
+          <w:color w:val="000000" w:themeColor="text1"/>
+          <w:sz w:val="36"/>
+          <w:szCs w:val="36"/>
+        </w:rPr>
+      </w:pPr>
+      <w:r>
+        <w:rPr>
+          <w:rFonts w:ascii="Times New Roman" w:eastAsia="Arial" w:hAnsi="Times New Roman" w:cs="Times New Roman"/>
+          <w:color w:val="000000" w:themeColor="text1"/>
+        </w:rPr>
+        <w:br w:type="page"/>
+      </w:r>
+    </w:p>
+    <w:p>
+      <w:pPr>
+        <w:pStyle w:val="Heading1"/>
+        <w:rPr>
+          <w:rFonts w:ascii="Times New Roman" w:hAnsi="Times New Roman" w:cs="Times New Roman"/>
+        </w:rPr>
+      </w:pPr>
+      <w:r>
+        <w:rPr>
+          <w:rFonts w:ascii="Times New Roman" w:eastAsia="Arial" w:hAnsi="Times New Roman" w:cs="Times New Roman"/>
+          <w:color w:val="000000" w:themeColor="text1"/>
+        </w:rPr>
+        <w:lastRenderedPageBreak/>
         <w:t>14. Zaključak</w:t>
       </w:r>
     </w:p>
@@ -19612,7 +21204,7 @@
       </w:pPr>
     </w:p>
     <w:sectPr>
-      <w:footerReference w:type="default" r:id="rId16"/>
+      <w:footerReference w:type="default" r:id="rId20"/>
       <w:pgSz w:w="11906" w:h="16838"/>
       <w:pgMar w:top="1440" w:right="1300" w:bottom="1440" w:left="1440" w:header="708" w:footer="0" w:gutter="0"/>
       <w:cols w:space="720"/>

--- a/Dokumentacija/SEMP_Dokumentacija.docx
+++ b/Dokumentacija/SEMP_Dokumentacija.docx
@@ -369,25 +369,7 @@
               <w:szCs w:val="24"/>
             </w:rPr>
             <w:t>1.  Uvod</w:t>
-          </w:r>
-          <w:r>
-            <w:rPr>
-              <w:rFonts w:ascii="Times New Roman" w:hAnsi="Times New Roman" w:eastAsia="Arial" w:cs="Times New Roman"/>
-              <w:b/>
-              <w:bCs/>
-              <w:sz w:val="24"/>
-              <w:szCs w:val="24"/>
-            </w:rPr>
             <w:tab/>
-          </w:r>
-          <w:r>
-            <w:rPr>
-              <w:rFonts w:ascii="Times New Roman" w:hAnsi="Times New Roman" w:eastAsia="Arial" w:cs="Times New Roman"/>
-              <w:b/>
-              <w:bCs/>
-              <w:sz w:val="24"/>
-              <w:szCs w:val="24"/>
-            </w:rPr>
             <w:t>3</w:t>
           </w:r>
         </w:p>
@@ -414,25 +396,7 @@
               <w:szCs w:val="22"/>
             </w:rPr>
             <w:t>1.1. Dokument i analiza dokumenta</w:t>
-          </w:r>
-          <w:r>
-            <w:rPr>
-              <w:rFonts w:ascii="Times New Roman" w:hAnsi="Times New Roman" w:eastAsia="Arial" w:cs="Times New Roman"/>
-              <w:b/>
-              <w:bCs/>
-              <w:sz w:val="22"/>
-              <w:szCs w:val="22"/>
-            </w:rPr>
             <w:tab/>
-          </w:r>
-          <w:r>
-            <w:rPr>
-              <w:rFonts w:ascii="Times New Roman" w:hAnsi="Times New Roman" w:eastAsia="Arial" w:cs="Times New Roman"/>
-              <w:b/>
-              <w:bCs/>
-              <w:sz w:val="22"/>
-              <w:szCs w:val="22"/>
-            </w:rPr>
             <w:t>3</w:t>
           </w:r>
         </w:p>
@@ -460,15 +424,6 @@
               <w:szCs w:val="24"/>
             </w:rPr>
             <w:t>2.  Arhitektura sistema</w:t>
-          </w:r>
-          <w:r>
-            <w:rPr>
-              <w:rFonts w:ascii="Times New Roman" w:hAnsi="Times New Roman" w:eastAsia="Arial" w:cs="Times New Roman"/>
-              <w:b/>
-              <w:bCs/>
-              <w:sz w:val="24"/>
-              <w:szCs w:val="24"/>
-            </w:rPr>
             <w:tab/>
           </w:r>
           <w:r>
@@ -507,15 +462,6 @@
               <w:szCs w:val="22"/>
             </w:rPr>
             <w:t>2.1.  Sloj podataka i tri pristupa</w:t>
-          </w:r>
-          <w:r>
-            <w:rPr>
-              <w:rFonts w:ascii="Times New Roman" w:hAnsi="Times New Roman" w:eastAsia="Arial" w:cs="Times New Roman"/>
-              <w:b/>
-              <w:bCs/>
-              <w:sz w:val="22"/>
-              <w:szCs w:val="22"/>
-            </w:rPr>
             <w:tab/>
           </w:r>
           <w:r>
@@ -554,15 +500,6 @@
               <w:szCs w:val="22"/>
             </w:rPr>
             <w:t>2.2.  REST API sloj</w:t>
-          </w:r>
-          <w:r>
-            <w:rPr>
-              <w:rFonts w:ascii="Times New Roman" w:hAnsi="Times New Roman" w:eastAsia="Arial" w:cs="Times New Roman"/>
-              <w:b/>
-              <w:bCs/>
-              <w:sz w:val="22"/>
-              <w:szCs w:val="22"/>
-            </w:rPr>
             <w:tab/>
           </w:r>
           <w:r>
@@ -601,15 +538,6 @@
               <w:szCs w:val="24"/>
             </w:rPr>
             <w:t>3.  Poslovno pravilo — Top 5 i Top 10 epizoda</w:t>
-          </w:r>
-          <w:r>
-            <w:rPr>
-              <w:rFonts w:ascii="Times New Roman" w:hAnsi="Times New Roman" w:eastAsia="Arial" w:cs="Times New Roman"/>
-              <w:b/>
-              <w:bCs/>
-              <w:sz w:val="24"/>
-              <w:szCs w:val="24"/>
-            </w:rPr>
             <w:tab/>
           </w:r>
           <w:r>
@@ -648,15 +576,6 @@
               <w:szCs w:val="22"/>
             </w:rPr>
             <w:t>3.1.  Zašto baš ovako</w:t>
-          </w:r>
-          <w:r>
-            <w:rPr>
-              <w:rFonts w:ascii="Times New Roman" w:hAnsi="Times New Roman" w:eastAsia="Arial" w:cs="Times New Roman"/>
-              <w:b/>
-              <w:bCs/>
-              <w:sz w:val="22"/>
-              <w:szCs w:val="22"/>
-            </w:rPr>
             <w:tab/>
           </w:r>
           <w:r>
@@ -695,15 +614,6 @@
               <w:szCs w:val="22"/>
             </w:rPr>
             <w:t>3.2.  Tok izvršavanja</w:t>
-          </w:r>
-          <w:r>
-            <w:rPr>
-              <w:rFonts w:ascii="Times New Roman" w:hAnsi="Times New Roman" w:eastAsia="Arial" w:cs="Times New Roman"/>
-              <w:b/>
-              <w:bCs/>
-              <w:sz w:val="22"/>
-              <w:szCs w:val="22"/>
-            </w:rPr>
             <w:tab/>
           </w:r>
           <w:r>
@@ -742,15 +652,6 @@
               <w:szCs w:val="22"/>
             </w:rPr>
             <w:t>3.3.  Vidljivost i dostupnost</w:t>
-          </w:r>
-          <w:r>
-            <w:rPr>
-              <w:rFonts w:ascii="Times New Roman" w:hAnsi="Times New Roman" w:eastAsia="Arial" w:cs="Times New Roman"/>
-              <w:b/>
-              <w:bCs/>
-              <w:sz w:val="22"/>
-              <w:szCs w:val="22"/>
-            </w:rPr>
             <w:tab/>
           </w:r>
           <w:r>
@@ -789,15 +690,6 @@
               <w:szCs w:val="22"/>
             </w:rPr>
             <w:t>3.4.  Struktura XML fajla</w:t>
-          </w:r>
-          <w:r>
-            <w:rPr>
-              <w:rFonts w:ascii="Times New Roman" w:hAnsi="Times New Roman" w:eastAsia="Arial" w:cs="Times New Roman"/>
-              <w:b/>
-              <w:bCs/>
-              <w:sz w:val="22"/>
-              <w:szCs w:val="22"/>
-            </w:rPr>
             <w:tab/>
           </w:r>
           <w:r>
@@ -836,15 +728,6 @@
               <w:szCs w:val="24"/>
             </w:rPr>
             <w:t>4.  Operacije administratora i korisnika</w:t>
-          </w:r>
-          <w:r>
-            <w:rPr>
-              <w:rFonts w:ascii="Times New Roman" w:hAnsi="Times New Roman" w:eastAsia="Arial" w:cs="Times New Roman"/>
-              <w:b/>
-              <w:bCs/>
-              <w:sz w:val="24"/>
-              <w:szCs w:val="24"/>
-            </w:rPr>
             <w:tab/>
           </w:r>
           <w:r>
@@ -883,15 +766,6 @@
               <w:szCs w:val="22"/>
             </w:rPr>
             <w:t>4.1.  Administrator</w:t>
-          </w:r>
-          <w:r>
-            <w:rPr>
-              <w:rFonts w:ascii="Times New Roman" w:hAnsi="Times New Roman" w:eastAsia="Arial" w:cs="Times New Roman"/>
-              <w:b/>
-              <w:bCs/>
-              <w:sz w:val="22"/>
-              <w:szCs w:val="22"/>
-            </w:rPr>
             <w:tab/>
           </w:r>
           <w:r>
@@ -930,15 +804,6 @@
               <w:szCs w:val="22"/>
             </w:rPr>
             <w:t>4.2.  Obični korisnik</w:t>
-          </w:r>
-          <w:r>
-            <w:rPr>
-              <w:rFonts w:ascii="Times New Roman" w:hAnsi="Times New Roman" w:eastAsia="Arial" w:cs="Times New Roman"/>
-              <w:b/>
-              <w:bCs/>
-              <w:sz w:val="22"/>
-              <w:szCs w:val="22"/>
-            </w:rPr>
             <w:tab/>
           </w:r>
           <w:r>
@@ -977,15 +842,6 @@
               <w:szCs w:val="22"/>
             </w:rPr>
             <w:t>4.3.  Autentifikacija i sesija</w:t>
-          </w:r>
-          <w:r>
-            <w:rPr>
-              <w:rFonts w:ascii="Times New Roman" w:hAnsi="Times New Roman" w:eastAsia="Arial" w:cs="Times New Roman"/>
-              <w:b/>
-              <w:bCs/>
-              <w:sz w:val="22"/>
-              <w:szCs w:val="22"/>
-            </w:rPr>
             <w:tab/>
           </w:r>
           <w:r>
@@ -1025,16 +881,6 @@
               <w:lang w:val="de-DE"/>
             </w:rPr>
             <w:t>4.4.  Dijagram klasa</w:t>
-          </w:r>
-          <w:r>
-            <w:rPr>
-              <w:rFonts w:ascii="Times New Roman" w:hAnsi="Times New Roman" w:eastAsia="Arial" w:cs="Times New Roman"/>
-              <w:b/>
-              <w:bCs/>
-              <w:sz w:val="22"/>
-              <w:szCs w:val="22"/>
-              <w:lang w:val="de-DE"/>
-            </w:rPr>
             <w:tab/>
           </w:r>
           <w:r>
@@ -1073,15 +919,6 @@
               <w:szCs w:val="22"/>
             </w:rPr>
             <w:t>4.5.  Dijagram komponenti</w:t>
-          </w:r>
-          <w:r>
-            <w:rPr>
-              <w:rFonts w:ascii="Times New Roman" w:hAnsi="Times New Roman" w:eastAsia="Arial" w:cs="Times New Roman"/>
-              <w:b/>
-              <w:bCs/>
-              <w:sz w:val="22"/>
-              <w:szCs w:val="22"/>
-            </w:rPr>
             <w:tab/>
           </w:r>
           <w:r>
@@ -1120,15 +957,6 @@
               <w:szCs w:val="22"/>
             </w:rPr>
             <w:t>4.6.  Dijagram sekvenci</w:t>
-          </w:r>
-          <w:r>
-            <w:rPr>
-              <w:rFonts w:ascii="Times New Roman" w:hAnsi="Times New Roman" w:eastAsia="Arial" w:cs="Times New Roman"/>
-              <w:b/>
-              <w:bCs/>
-              <w:sz w:val="22"/>
-              <w:szCs w:val="22"/>
-            </w:rPr>
             <w:tab/>
           </w:r>
           <w:r>
@@ -1167,15 +995,6 @@
               <w:szCs w:val="24"/>
             </w:rPr>
             <w:t>5.  Parametrizacija sistema</w:t>
-          </w:r>
-          <w:r>
-            <w:rPr>
-              <w:rFonts w:ascii="Times New Roman" w:hAnsi="Times New Roman" w:eastAsia="Arial" w:cs="Times New Roman"/>
-              <w:b/>
-              <w:bCs/>
-              <w:sz w:val="24"/>
-              <w:szCs w:val="24"/>
-            </w:rPr>
             <w:tab/>
           </w:r>
           <w:r>
@@ -1214,25 +1033,7 @@
               <w:szCs w:val="24"/>
             </w:rPr>
             <w:t>6.  Realizacija poslovnog pravila u kodu</w:t>
-          </w:r>
-          <w:r>
-            <w:rPr>
-              <w:rFonts w:ascii="Times New Roman" w:hAnsi="Times New Roman" w:eastAsia="Arial" w:cs="Times New Roman"/>
-              <w:b/>
-              <w:bCs/>
-              <w:sz w:val="24"/>
-              <w:szCs w:val="24"/>
-            </w:rPr>
             <w:tab/>
-          </w:r>
-          <w:r>
-            <w:rPr>
-              <w:rFonts w:ascii="Times New Roman" w:hAnsi="Times New Roman" w:eastAsia="Arial" w:cs="Times New Roman"/>
-              <w:b/>
-              <w:bCs/>
-              <w:sz w:val="24"/>
-              <w:szCs w:val="24"/>
-            </w:rPr>
             <w:t>1</w:t>
           </w:r>
           <w:r>
@@ -1271,25 +1072,7 @@
               <w:szCs w:val="22"/>
             </w:rPr>
             <w:t>6.1.  PoslovniProces klasa</w:t>
-          </w:r>
-          <w:r>
-            <w:rPr>
-              <w:rFonts w:ascii="Times New Roman" w:hAnsi="Times New Roman" w:eastAsia="Arial" w:cs="Times New Roman"/>
-              <w:b/>
-              <w:bCs/>
-              <w:sz w:val="22"/>
-              <w:szCs w:val="22"/>
-            </w:rPr>
             <w:tab/>
-          </w:r>
-          <w:r>
-            <w:rPr>
-              <w:rFonts w:ascii="Times New Roman" w:hAnsi="Times New Roman" w:eastAsia="Arial" w:cs="Times New Roman"/>
-              <w:b/>
-              <w:bCs/>
-              <w:sz w:val="22"/>
-              <w:szCs w:val="22"/>
-            </w:rPr>
             <w:t>1</w:t>
           </w:r>
           <w:r>
@@ -1328,25 +1111,7 @@
               <w:szCs w:val="22"/>
             </w:rPr>
             <w:t>6.2.  OcenaRepo i IzmeniIliDodaj logika</w:t>
-          </w:r>
-          <w:r>
-            <w:rPr>
-              <w:rFonts w:ascii="Times New Roman" w:hAnsi="Times New Roman" w:eastAsia="Arial" w:cs="Times New Roman"/>
-              <w:b/>
-              <w:bCs/>
-              <w:sz w:val="22"/>
-              <w:szCs w:val="22"/>
-            </w:rPr>
             <w:tab/>
-          </w:r>
-          <w:r>
-            <w:rPr>
-              <w:rFonts w:ascii="Times New Roman" w:hAnsi="Times New Roman" w:eastAsia="Arial" w:cs="Times New Roman"/>
-              <w:b/>
-              <w:bCs/>
-              <w:sz w:val="22"/>
-              <w:szCs w:val="22"/>
-            </w:rPr>
             <w:t>1</w:t>
           </w:r>
           <w:r>
@@ -1385,25 +1150,7 @@
               <w:szCs w:val="22"/>
             </w:rPr>
             <w:t>6.3.  DajTopEpizodeDataSet i TabelaKlasa</w:t>
-          </w:r>
-          <w:r>
-            <w:rPr>
-              <w:rFonts w:ascii="Times New Roman" w:hAnsi="Times New Roman" w:eastAsia="Arial" w:cs="Times New Roman"/>
-              <w:b/>
-              <w:bCs/>
-              <w:sz w:val="22"/>
-              <w:szCs w:val="22"/>
-            </w:rPr>
             <w:tab/>
-          </w:r>
-          <w:r>
-            <w:rPr>
-              <w:rFonts w:ascii="Times New Roman" w:hAnsi="Times New Roman" w:eastAsia="Arial" w:cs="Times New Roman"/>
-              <w:b/>
-              <w:bCs/>
-              <w:sz w:val="22"/>
-              <w:szCs w:val="22"/>
-            </w:rPr>
             <w:t>1</w:t>
           </w:r>
           <w:r>
@@ -1442,25 +1189,7 @@
               <w:szCs w:val="22"/>
             </w:rPr>
             <w:t>6.4.  XmlTopListeServis</w:t>
-          </w:r>
-          <w:r>
-            <w:rPr>
-              <w:rFonts w:ascii="Times New Roman" w:hAnsi="Times New Roman" w:eastAsia="Arial" w:cs="Times New Roman"/>
-              <w:b/>
-              <w:bCs/>
-              <w:sz w:val="22"/>
-              <w:szCs w:val="22"/>
-            </w:rPr>
             <w:tab/>
-          </w:r>
-          <w:r>
-            <w:rPr>
-              <w:rFonts w:ascii="Times New Roman" w:hAnsi="Times New Roman" w:eastAsia="Arial" w:cs="Times New Roman"/>
-              <w:b/>
-              <w:bCs/>
-              <w:sz w:val="22"/>
-              <w:szCs w:val="22"/>
-            </w:rPr>
             <w:t>1</w:t>
           </w:r>
           <w:r>
@@ -1499,25 +1228,7 @@
               <w:szCs w:val="22"/>
             </w:rPr>
             <w:t>6.5.  EpizodaSpRepo Rad sa Stored Procedurama</w:t>
-          </w:r>
-          <w:r>
-            <w:rPr>
-              <w:rFonts w:ascii="Times New Roman" w:hAnsi="Times New Roman" w:eastAsia="Arial" w:cs="Times New Roman"/>
-              <w:b/>
-              <w:bCs/>
-              <w:sz w:val="22"/>
-              <w:szCs w:val="22"/>
-            </w:rPr>
             <w:tab/>
-          </w:r>
-          <w:r>
-            <w:rPr>
-              <w:rFonts w:ascii="Times New Roman" w:hAnsi="Times New Roman" w:eastAsia="Arial" w:cs="Times New Roman"/>
-              <w:b/>
-              <w:bCs/>
-              <w:sz w:val="22"/>
-              <w:szCs w:val="22"/>
-            </w:rPr>
             <w:t>1</w:t>
           </w:r>
           <w:r>
@@ -1540,35 +1251,8 @@
               <w:szCs w:val="22"/>
             </w:rPr>
             <w:br w:type="textWrapping"/>
-          </w:r>
-          <w:r>
-            <w:rPr>
-              <w:rFonts w:ascii="Times New Roman" w:hAnsi="Times New Roman" w:eastAsia="Arial" w:cs="Times New Roman"/>
-              <w:b/>
-              <w:bCs/>
-              <w:sz w:val="22"/>
-              <w:szCs w:val="22"/>
-            </w:rPr>
             <w:t>6.6.  Štampa</w:t>
-          </w:r>
-          <w:r>
-            <w:rPr>
-              <w:rFonts w:ascii="Times New Roman" w:hAnsi="Times New Roman" w:eastAsia="Arial" w:cs="Times New Roman"/>
-              <w:b/>
-              <w:bCs/>
-              <w:sz w:val="22"/>
-              <w:szCs w:val="22"/>
-            </w:rPr>
             <w:tab/>
-          </w:r>
-          <w:r>
-            <w:rPr>
-              <w:rFonts w:ascii="Times New Roman" w:hAnsi="Times New Roman" w:eastAsia="Arial" w:cs="Times New Roman"/>
-              <w:b/>
-              <w:bCs/>
-              <w:sz w:val="22"/>
-              <w:szCs w:val="22"/>
-            </w:rPr>
             <w:t>1</w:t>
           </w:r>
           <w:r>
@@ -1607,15 +1291,6 @@
               <w:szCs w:val="24"/>
             </w:rPr>
             <w:t>7.  Dijagram toka ocenjivanja</w:t>
-          </w:r>
-          <w:r>
-            <w:rPr>
-              <w:rFonts w:ascii="Times New Roman" w:hAnsi="Times New Roman" w:eastAsia="Arial" w:cs="Times New Roman"/>
-              <w:b/>
-              <w:bCs/>
-              <w:sz w:val="24"/>
-              <w:szCs w:val="24"/>
-            </w:rPr>
             <w:tab/>
           </w:r>
           <w:r>
@@ -1654,15 +1329,6 @@
               <w:szCs w:val="24"/>
             </w:rPr>
             <w:t>8.  Registracija servisa i DI kontejner</w:t>
-          </w:r>
-          <w:r>
-            <w:rPr>
-              <w:rFonts w:ascii="Times New Roman" w:hAnsi="Times New Roman" w:eastAsia="Arial" w:cs="Times New Roman"/>
-              <w:b/>
-              <w:bCs/>
-              <w:sz w:val="24"/>
-              <w:szCs w:val="24"/>
-            </w:rPr>
             <w:tab/>
           </w:r>
           <w:r>
@@ -1701,15 +1367,6 @@
               <w:szCs w:val="24"/>
             </w:rPr>
             <w:t>9.  Model podataka</w:t>
-          </w:r>
-          <w:r>
-            <w:rPr>
-              <w:rFonts w:ascii="Times New Roman" w:hAnsi="Times New Roman" w:eastAsia="Arial" w:cs="Times New Roman"/>
-              <w:b/>
-              <w:bCs/>
-              <w:sz w:val="24"/>
-              <w:szCs w:val="24"/>
-            </w:rPr>
             <w:tab/>
           </w:r>
           <w:r>
@@ -1747,15 +1404,6 @@
               <w:szCs w:val="22"/>
             </w:rPr>
             <w:t>9.1.  Relacije između tabela</w:t>
-          </w:r>
-          <w:r>
-            <w:rPr>
-              <w:rFonts w:ascii="Times New Roman" w:hAnsi="Times New Roman" w:eastAsia="Arial" w:cs="Times New Roman"/>
-              <w:b/>
-              <w:bCs/>
-              <w:sz w:val="22"/>
-              <w:szCs w:val="22"/>
-            </w:rPr>
             <w:tab/>
           </w:r>
           <w:r>
@@ -1794,15 +1442,6 @@
               <w:szCs w:val="22"/>
             </w:rPr>
             <w:t>9.2.  Podrazumevani podaci</w:t>
-          </w:r>
-          <w:r>
-            <w:rPr>
-              <w:rFonts w:ascii="Times New Roman" w:hAnsi="Times New Roman" w:eastAsia="Arial" w:cs="Times New Roman"/>
-              <w:b/>
-              <w:bCs/>
-              <w:sz w:val="22"/>
-              <w:szCs w:val="22"/>
-            </w:rPr>
             <w:tab/>
           </w:r>
           <w:r>
@@ -1841,15 +1480,6 @@
               <w:szCs w:val="24"/>
             </w:rPr>
             <w:t>10.  PowerDesigner modeli</w:t>
-          </w:r>
-          <w:r>
-            <w:rPr>
-              <w:rFonts w:ascii="Times New Roman" w:hAnsi="Times New Roman" w:eastAsia="Arial" w:cs="Times New Roman"/>
-              <w:b/>
-              <w:bCs/>
-              <w:sz w:val="24"/>
-              <w:szCs w:val="24"/>
-            </w:rPr>
             <w:tab/>
           </w:r>
           <w:r>
@@ -1919,15 +1549,6 @@
               <w:szCs w:val="22"/>
             </w:rPr>
             <w:tab/>
-          </w:r>
-          <w:r>
-            <w:rPr>
-              <w:rFonts w:ascii="Times New Roman" w:hAnsi="Times New Roman" w:eastAsia="Arial" w:cs="Times New Roman"/>
-              <w:b/>
-              <w:bCs/>
-              <w:sz w:val="22"/>
-              <w:szCs w:val="22"/>
-            </w:rPr>
             <w:t>1</w:t>
           </w:r>
           <w:r>
@@ -1997,15 +1618,6 @@
               <w:szCs w:val="22"/>
             </w:rPr>
             <w:tab/>
-          </w:r>
-          <w:r>
-            <w:rPr>
-              <w:rFonts w:ascii="Times New Roman" w:hAnsi="Times New Roman" w:eastAsia="Arial" w:cs="Times New Roman"/>
-              <w:b/>
-              <w:bCs/>
-              <w:sz w:val="22"/>
-              <w:szCs w:val="22"/>
-            </w:rPr>
             <w:t>1</w:t>
           </w:r>
           <w:r>
@@ -2075,15 +1687,6 @@
               <w:szCs w:val="22"/>
             </w:rPr>
             <w:tab/>
-          </w:r>
-          <w:r>
-            <w:rPr>
-              <w:rFonts w:ascii="Times New Roman" w:hAnsi="Times New Roman" w:eastAsia="Arial" w:cs="Times New Roman"/>
-              <w:b/>
-              <w:bCs/>
-              <w:sz w:val="22"/>
-              <w:szCs w:val="22"/>
-            </w:rPr>
             <w:t>1</w:t>
           </w:r>
           <w:r>
@@ -2122,15 +1725,6 @@
               <w:szCs w:val="24"/>
             </w:rPr>
             <w:t>11.  Use Case dijagram</w:t>
-          </w:r>
-          <w:r>
-            <w:rPr>
-              <w:rFonts w:ascii="Times New Roman" w:hAnsi="Times New Roman" w:eastAsia="Arial" w:cs="Times New Roman"/>
-              <w:b/>
-              <w:bCs/>
-              <w:sz w:val="24"/>
-              <w:szCs w:val="24"/>
-            </w:rPr>
             <w:tab/>
           </w:r>
           <w:r>
@@ -2169,15 +1763,6 @@
               <w:szCs w:val="24"/>
             </w:rPr>
             <w:t>12.  Business Process Model</w:t>
-          </w:r>
-          <w:r>
-            <w:rPr>
-              <w:rFonts w:ascii="Times New Roman" w:hAnsi="Times New Roman" w:eastAsia="Arial" w:cs="Times New Roman"/>
-              <w:b/>
-              <w:bCs/>
-              <w:sz w:val="24"/>
-              <w:szCs w:val="24"/>
-            </w:rPr>
             <w:tab/>
           </w:r>
           <w:r>
@@ -2216,25 +1801,7 @@
               <w:szCs w:val="24"/>
             </w:rPr>
             <w:t>13.  Pokretanje aplikacije</w:t>
-          </w:r>
-          <w:r>
-            <w:rPr>
-              <w:rFonts w:ascii="Times New Roman" w:hAnsi="Times New Roman" w:eastAsia="Arial" w:cs="Times New Roman"/>
-              <w:b/>
-              <w:bCs/>
-              <w:sz w:val="24"/>
-              <w:szCs w:val="24"/>
-            </w:rPr>
             <w:tab/>
-          </w:r>
-          <w:r>
-            <w:rPr>
-              <w:rFonts w:ascii="Times New Roman" w:hAnsi="Times New Roman" w:eastAsia="Arial" w:cs="Times New Roman"/>
-              <w:b/>
-              <w:bCs/>
-              <w:sz w:val="24"/>
-              <w:szCs w:val="24"/>
-            </w:rPr>
             <w:t>1</w:t>
           </w:r>
           <w:r>
@@ -2304,15 +1871,6 @@
               <w:szCs w:val="22"/>
             </w:rPr>
             <w:tab/>
-          </w:r>
-          <w:r>
-            <w:rPr>
-              <w:rFonts w:ascii="Times New Roman" w:hAnsi="Times New Roman" w:eastAsia="Arial" w:cs="Times New Roman"/>
-              <w:b/>
-              <w:bCs/>
-              <w:sz w:val="22"/>
-              <w:szCs w:val="22"/>
-            </w:rPr>
             <w:t>1</w:t>
           </w:r>
           <w:r>
@@ -2382,15 +1940,6 @@
               <w:szCs w:val="22"/>
             </w:rPr>
             <w:tab/>
-          </w:r>
-          <w:r>
-            <w:rPr>
-              <w:rFonts w:ascii="Times New Roman" w:hAnsi="Times New Roman" w:eastAsia="Arial" w:cs="Times New Roman"/>
-              <w:b/>
-              <w:bCs/>
-              <w:sz w:val="22"/>
-              <w:szCs w:val="22"/>
-            </w:rPr>
             <w:t>1</w:t>
           </w:r>
           <w:r>
@@ -2460,15 +2009,6 @@
               <w:szCs w:val="22"/>
             </w:rPr>
             <w:tab/>
-          </w:r>
-          <w:r>
-            <w:rPr>
-              <w:rFonts w:ascii="Times New Roman" w:hAnsi="Times New Roman" w:eastAsia="Arial" w:cs="Times New Roman"/>
-              <w:b/>
-              <w:bCs/>
-              <w:sz w:val="22"/>
-              <w:szCs w:val="22"/>
-            </w:rPr>
             <w:t>1</w:t>
           </w:r>
           <w:r>
@@ -2505,25 +2045,7 @@
               <w:szCs w:val="24"/>
             </w:rPr>
             <w:t>14.  Zaključak</w:t>
-          </w:r>
-          <w:r>
-            <w:rPr>
-              <w:rFonts w:ascii="Times New Roman" w:hAnsi="Times New Roman" w:eastAsia="Arial" w:cs="Times New Roman"/>
-              <w:b/>
-              <w:bCs/>
-              <w:sz w:val="24"/>
-              <w:szCs w:val="24"/>
-            </w:rPr>
             <w:tab/>
-          </w:r>
-          <w:r>
-            <w:rPr>
-              <w:rFonts w:ascii="Times New Roman" w:hAnsi="Times New Roman" w:eastAsia="Arial" w:cs="Times New Roman"/>
-              <w:b/>
-              <w:bCs/>
-              <w:sz w:val="24"/>
-              <w:szCs w:val="24"/>
-            </w:rPr>
             <w:t>30</w:t>
           </w:r>
         </w:p>
@@ -2757,17 +2279,6 @@
           <w:lang w:val="de-DE"/>
         </w:rPr>
         <w:t>Izgled dokumenta (ekranska forma):</w:t>
-      </w:r>
-      <w:r>
-        <w:rPr>
-          <w:rFonts w:ascii="Times New Roman" w:hAnsi="Times New Roman" w:cs="Times New Roman"/>
-          <w:b w:val="0"/>
-          <w:bCs w:val="0"/>
-          <w:color w:val="auto"/>
-          <w:sz w:val="28"/>
-          <w:szCs w:val="28"/>
-          <w:lang w:val="de-DE"/>
-        </w:rPr>
         <w:br w:type="textWrapping"/>
       </w:r>
       <w:r>
@@ -2808,8 +2319,6 @@
             </a:graphic>
           </wp:inline>
         </w:drawing>
-      </w:r>
-      <w:r>
         <w:drawing>
           <wp:inline distT="0" distB="0" distL="0" distR="0">
             <wp:extent cx="2795270" cy="1571625"/>
@@ -4511,17 +4020,6 @@
           <w:lang w:val="de-DE"/>
         </w:rPr>
         <w:t>KorisnikId  ne unosi korisnik, čita se iz aktivne sesije (Session["uid"]).</w:t>
-      </w:r>
-      <w:r>
-        <w:rPr>
-          <w:rFonts w:ascii="Times New Roman" w:hAnsi="Times New Roman" w:cs="Times New Roman"/>
-          <w:b w:val="0"/>
-          <w:bCs w:val="0"/>
-          <w:color w:val="auto"/>
-          <w:sz w:val="28"/>
-          <w:szCs w:val="28"/>
-          <w:lang w:val="de-DE"/>
-        </w:rPr>
         <w:br w:type="textWrapping"/>
       </w:r>
     </w:p>
@@ -11401,41 +10899,8 @@
           <w:lang w:val="de-DE"/>
         </w:rPr>
         <w:t>Dijagram sekvenci za unos ocene:</w:t>
-      </w:r>
-      <w:r>
-        <w:rPr>
-          <w:rFonts w:ascii="Times New Roman" w:hAnsi="Times New Roman" w:cs="Times New Roman"/>
-          <w:b w:val="0"/>
-          <w:bCs w:val="0"/>
-          <w:color w:val="auto"/>
-          <w:sz w:val="28"/>
-          <w:szCs w:val="28"/>
-          <w:lang w:val="de-DE"/>
-        </w:rPr>
         <w:br w:type="textWrapping"/>
-      </w:r>
-      <w:r>
-        <w:rPr>
-          <w:rFonts w:ascii="Times New Roman" w:hAnsi="Times New Roman" w:cs="Times New Roman"/>
-          <w:b w:val="0"/>
-          <w:bCs w:val="0"/>
-          <w:color w:val="auto"/>
-          <w:sz w:val="28"/>
-          <w:szCs w:val="28"/>
-          <w:lang w:val="de-DE"/>
-        </w:rPr>
         <w:br w:type="textWrapping"/>
-      </w:r>
-      <w:r>
-        <w:rPr>
-          <w:rFonts w:ascii="Times New Roman" w:hAnsi="Times New Roman" w:cs="Times New Roman"/>
-          <w:b w:val="0"/>
-          <w:bCs w:val="0"/>
-          <w:color w:val="auto"/>
-          <w:sz w:val="28"/>
-          <w:szCs w:val="28"/>
-          <w:lang w:val="de-DE"/>
-        </w:rPr>
         <w:drawing>
           <wp:inline distT="0" distB="0" distL="0" distR="0">
             <wp:extent cx="3684905" cy="2068830"/>
@@ -19583,6 +19048,384 @@
     </w:p>
     <w:p>
       <w:pPr>
+        <w:pStyle w:val="3"/>
+        <w:rPr>
+          <w:rFonts w:ascii="Times New Roman" w:hAnsi="Times New Roman" w:cs="Times New Roman"/>
+          <w:color w:val="000000" w:themeColor="text1"/>
+        </w:rPr>
+      </w:pPr>
+      <w:r>
+        <w:rPr>
+          <w:rFonts w:ascii="Times New Roman" w:hAnsi="Times New Roman" w:cs="Times New Roman"/>
+          <w:color w:val="000000" w:themeColor="text1"/>
+        </w:rPr>
+        <w:t>6.7 Nasledjivanje u sloju podataka</w:t>
+      </w:r>
+    </w:p>
+    <w:p>
+      <w:pPr>
+        <w:spacing w:after="160"/>
+        <w:rPr>
+          <w:rFonts w:ascii="Times New Roman" w:hAnsi="Times New Roman" w:cs="Times New Roman"/>
+        </w:rPr>
+      </w:pPr>
+      <w:r>
+        <w:rPr>
+          <w:rFonts w:ascii="Times New Roman" w:hAnsi="Times New Roman" w:cs="Times New Roman"/>
+        </w:rPr>
+        <w:t xml:space="preserve">U sloju podataka (DAL) implementirano je nasledjivanje na dva mesta. Cilj je bio eliminisati dupliranje koda i jasno pokazati hijerarhiju klasa u okviru projekta BibliotekaKlasa.</w:t>
+      </w:r>
+    </w:p>
+    <w:p>
+      <w:pPr>
+        <w:spacing w:after="160"/>
+        <w:rPr>
+          <w:rFonts w:ascii="Times New Roman" w:hAnsi="Times New Roman" w:cs="Times New Roman"/>
+          <w:b/>
+        </w:rPr>
+      </w:pPr>
+      <w:r>
+        <w:rPr>
+          <w:rFonts w:ascii="Times New Roman" w:hAnsi="Times New Roman" w:cs="Times New Roman"/>
+          <w:b/>
+        </w:rPr>
+        <w:t>Primer 1 — KonekcijaKlasa nasledjuje BaznaKonekcijaNova</w:t>
+      </w:r>
+    </w:p>
+    <w:p>
+      <w:pPr>
+        <w:spacing w:after="160"/>
+        <w:rPr>
+          <w:rFonts w:ascii="Times New Roman" w:hAnsi="Times New Roman" w:cs="Times New Roman"/>
+        </w:rPr>
+      </w:pPr>
+      <w:r>
+        <w:rPr>
+          <w:rFonts w:ascii="Times New Roman" w:hAnsi="Times New Roman" w:cs="Times New Roman"/>
+        </w:rPr>
+        <w:t xml:space="preserve">Klasa BaznaKonekcijaNova predstavlja baznu klasu koja sadrzi zajednicki kod za upravljanje SQL konekcijom: cuvanje konekcionog stringa, otvaranje i zatvaranje konekcije. Metode OtvoriKonekciju i ZatvoriKonekciju su oznacene kljucnom recju virtual, sto znaci da naslednici mogu da ih prepisu. Polje _konekcija je protected kako bi naslednici imali direktan pristup objektu konekcije.</w:t>
+      </w:r>
+    </w:p>
+    <w:p>
+      <w:pPr>
+        <w:spacing w:after="160"/>
+        <w:rPr>
+          <w:rFonts w:ascii="Times New Roman" w:hAnsi="Times New Roman" w:cs="Times New Roman"/>
+        </w:rPr>
+      </w:pPr>
+      <w:r>
+        <w:rPr>
+          <w:rFonts w:ascii="Times New Roman" w:hAnsi="Times New Roman" w:cs="Times New Roman"/>
+        </w:rPr>
+        <w:t xml:space="preserve">KonekcijaKlasa nasledjuje BaznaKonekcijaNova koristeci sintaksu : BaznaKonekcijaNova. Konstruktor poziva bazni konstruktor sa base(konekcioniString) i dodaje jedinu specificnu metodu DajKonekciju() koja vraca aktivni SqlConnection objekat za izvrsavanje upita.</w:t>
+      </w:r>
+    </w:p>
+    <w:p>
+      <w:pPr>
+        <w:spacing w:after="80"/>
+        <w:rPr>
+          <w:rFonts w:ascii="Courier New" w:hAnsi="Courier New" w:cs="Courier New"/>
+          <w:sz w:val="18"/>
+          <w:szCs w:val="18"/>
+          <w:color w:val="2E4057"/>
+        </w:rPr>
+      </w:pPr>
+      <w:r>
+        <w:rPr>
+          <w:rFonts w:ascii="Courier New" w:hAnsi="Courier New" w:cs="Courier New"/>
+          <w:sz w:val="18"/>
+          <w:szCs w:val="18"/>
+          <w:color w:val="2E4057"/>
+        </w:rPr>
+        <w:t>public class KonekcijaKlasa : BaznaKonekcijaNova</w:t>
+      </w:r>
+    </w:p>
+    <w:p>
+      <w:pPr>
+        <w:spacing w:after="80"/>
+        <w:rPr>
+          <w:rFonts w:ascii="Courier New" w:hAnsi="Courier New" w:cs="Courier New"/>
+          <w:sz w:val="18"/>
+          <w:szCs w:val="18"/>
+          <w:color w:val="2E4057"/>
+        </w:rPr>
+      </w:pPr>
+      <w:r>
+        <w:rPr>
+          <w:rFonts w:ascii="Courier New" w:hAnsi="Courier New" w:cs="Courier New"/>
+          <w:sz w:val="18"/>
+          <w:szCs w:val="18"/>
+          <w:color w:val="2E4057"/>
+        </w:rPr>
+        <w:t>{</w:t>
+      </w:r>
+    </w:p>
+    <w:p>
+      <w:pPr>
+        <w:spacing w:after="80"/>
+        <w:rPr>
+          <w:rFonts w:ascii="Courier New" w:hAnsi="Courier New" w:cs="Courier New"/>
+          <w:sz w:val="18"/>
+          <w:szCs w:val="18"/>
+          <w:color w:val="2E4057"/>
+        </w:rPr>
+      </w:pPr>
+      <w:r>
+        <w:rPr>
+          <w:rFonts w:ascii="Courier New" w:hAnsi="Courier New" w:cs="Courier New"/>
+          <w:sz w:val="18"/>
+          <w:szCs w:val="18"/>
+          <w:color w:val="2E4057"/>
+        </w:rPr>
+        <w:t xml:space="preserve">    public KonekcijaKlasa(string konekcioniString) : base(konekcioniString) { }</w:t>
+      </w:r>
+    </w:p>
+    <w:p>
+      <w:pPr>
+        <w:spacing w:after="80"/>
+        <w:rPr>
+          <w:rFonts w:ascii="Courier New" w:hAnsi="Courier New" w:cs="Courier New"/>
+          <w:sz w:val="18"/>
+          <w:szCs w:val="18"/>
+          <w:color w:val="2E4057"/>
+        </w:rPr>
+      </w:pPr>
+      <w:r>
+        <w:rPr>
+          <w:rFonts w:ascii="Courier New" w:hAnsi="Courier New" w:cs="Courier New"/>
+          <w:sz w:val="18"/>
+          <w:szCs w:val="18"/>
+          <w:color w:val="2E4057"/>
+        </w:rPr>
+        <w:t xml:space="preserve">    public SqlConnection DajKonekciju() { return _konekcija; }</w:t>
+      </w:r>
+    </w:p>
+    <w:p>
+      <w:pPr>
+        <w:spacing w:after="160"/>
+        <w:rPr>
+          <w:rFonts w:ascii="Courier New" w:hAnsi="Courier New" w:cs="Courier New"/>
+          <w:sz w:val="18"/>
+          <w:szCs w:val="18"/>
+          <w:color w:val="2E4057"/>
+        </w:rPr>
+      </w:pPr>
+      <w:r>
+        <w:rPr>
+          <w:rFonts w:ascii="Courier New" w:hAnsi="Courier New" w:cs="Courier New"/>
+          <w:sz w:val="18"/>
+          <w:szCs w:val="18"/>
+          <w:color w:val="2E4057"/>
+        </w:rPr>
+        <w:t>}</w:t>
+      </w:r>
+    </w:p>
+    <w:p>
+      <w:pPr>
+        <w:spacing w:after="160"/>
+        <w:rPr>
+          <w:rFonts w:ascii="Times New Roman" w:hAnsi="Times New Roman" w:cs="Times New Roman"/>
+          <w:b/>
+        </w:rPr>
+      </w:pPr>
+      <w:r>
+        <w:rPr>
+          <w:rFonts w:ascii="Times New Roman" w:hAnsi="Times New Roman" w:cs="Times New Roman"/>
+          <w:b/>
+        </w:rPr>
+        <w:t>Primer 2 — EpizodaRepo, KorisnikRepo i OcenaRepo nasledjuju BaseRepo</w:t>
+      </w:r>
+    </w:p>
+    <w:p>
+      <w:pPr>
+        <w:spacing w:after="160"/>
+        <w:rPr>
+          <w:rFonts w:ascii="Times New Roman" w:hAnsi="Times New Roman" w:cs="Times New Roman"/>
+        </w:rPr>
+      </w:pPr>
+      <w:r>
+        <w:rPr>
+          <w:rFonts w:ascii="Times New Roman" w:hAnsi="Times New Roman" w:cs="Times New Roman"/>
+        </w:rPr>
+        <w:t xml:space="preserve">Dodata je apstraktna klasa BaseRepo koja sadrzi zajednicki protected atribut _konekcijaObjekat tipa KonekcijaKlasa. Sva tri repozitorijuma (EpizodaRepo, KorisnikRepo i OcenaRepo) nasledjuju ovu klasu i vise ne deklarisu konekciju svaki za sebe. Konstruktor svake klase poziva base(konekcijaObjekat) cime se konekcija inicijalizuje u jednom mestu.</w:t>
+      </w:r>
+    </w:p>
+    <w:p>
+      <w:pPr>
+        <w:spacing w:after="80"/>
+        <w:rPr>
+          <w:rFonts w:ascii="Courier New" w:hAnsi="Courier New" w:cs="Courier New"/>
+          <w:sz w:val="18"/>
+          <w:szCs w:val="18"/>
+          <w:color w:val="2E4057"/>
+        </w:rPr>
+      </w:pPr>
+      <w:r>
+        <w:rPr>
+          <w:rFonts w:ascii="Courier New" w:hAnsi="Courier New" w:cs="Courier New"/>
+          <w:sz w:val="18"/>
+          <w:szCs w:val="18"/>
+          <w:color w:val="2E4057"/>
+        </w:rPr>
+        <w:t>public abstract class BaseRepo</w:t>
+      </w:r>
+    </w:p>
+    <w:p>
+      <w:pPr>
+        <w:spacing w:after="80"/>
+        <w:rPr>
+          <w:rFonts w:ascii="Courier New" w:hAnsi="Courier New" w:cs="Courier New"/>
+          <w:sz w:val="18"/>
+          <w:szCs w:val="18"/>
+          <w:color w:val="2E4057"/>
+        </w:rPr>
+      </w:pPr>
+      <w:r>
+        <w:rPr>
+          <w:rFonts w:ascii="Courier New" w:hAnsi="Courier New" w:cs="Courier New"/>
+          <w:sz w:val="18"/>
+          <w:szCs w:val="18"/>
+          <w:color w:val="2E4057"/>
+        </w:rPr>
+        <w:t>{</w:t>
+      </w:r>
+    </w:p>
+    <w:p>
+      <w:pPr>
+        <w:spacing w:after="80"/>
+        <w:rPr>
+          <w:rFonts w:ascii="Courier New" w:hAnsi="Courier New" w:cs="Courier New"/>
+          <w:sz w:val="18"/>
+          <w:szCs w:val="18"/>
+          <w:color w:val="2E4057"/>
+        </w:rPr>
+      </w:pPr>
+      <w:r>
+        <w:rPr>
+          <w:rFonts w:ascii="Courier New" w:hAnsi="Courier New" w:cs="Courier New"/>
+          <w:sz w:val="18"/>
+          <w:szCs w:val="18"/>
+          <w:color w:val="2E4057"/>
+        </w:rPr>
+        <w:t xml:space="preserve">    protected KonekcijaKlasa _konekcijaObjekat;</w:t>
+      </w:r>
+    </w:p>
+    <w:p>
+      <w:pPr>
+        <w:spacing w:after="80"/>
+        <w:rPr>
+          <w:rFonts w:ascii="Courier New" w:hAnsi="Courier New" w:cs="Courier New"/>
+          <w:sz w:val="18"/>
+          <w:szCs w:val="18"/>
+          <w:color w:val="2E4057"/>
+        </w:rPr>
+      </w:pPr>
+      <w:r>
+        <w:rPr>
+          <w:rFonts w:ascii="Courier New" w:hAnsi="Courier New" w:cs="Courier New"/>
+          <w:sz w:val="18"/>
+          <w:szCs w:val="18"/>
+          <w:color w:val="2E4057"/>
+        </w:rPr>
+        <w:t xml:space="preserve">    protected BaseRepo(KonekcijaKlasa k) { _konekcijaObjekat = k; }</w:t>
+      </w:r>
+    </w:p>
+    <w:p>
+      <w:pPr>
+        <w:spacing w:after="80"/>
+        <w:rPr>
+          <w:rFonts w:ascii="Courier New" w:hAnsi="Courier New" w:cs="Courier New"/>
+          <w:sz w:val="18"/>
+          <w:szCs w:val="18"/>
+          <w:color w:val="2E4057"/>
+        </w:rPr>
+      </w:pPr>
+      <w:r>
+        <w:rPr>
+          <w:rFonts w:ascii="Courier New" w:hAnsi="Courier New" w:cs="Courier New"/>
+          <w:sz w:val="18"/>
+          <w:szCs w:val="18"/>
+          <w:color w:val="2E4057"/>
+        </w:rPr>
+        <w:t>}</w:t>
+      </w:r>
+    </w:p>
+    <w:p>
+      <w:pPr>
+        <w:spacing w:after="80"/>
+        <w:rPr>
+          <w:rFonts w:ascii="Courier New" w:hAnsi="Courier New" w:cs="Courier New"/>
+          <w:sz w:val="18"/>
+          <w:szCs w:val="18"/>
+          <w:color w:val="2E4057"/>
+        </w:rPr>
+      </w:pPr>
+      <w:r>
+        <w:rPr>
+          <w:rFonts w:ascii="Courier New" w:hAnsi="Courier New" w:cs="Courier New"/>
+          <w:sz w:val="18"/>
+          <w:szCs w:val="18"/>
+          <w:color w:val="2E4057"/>
+        </w:rPr>
+        <w:t>public class EpizodaRepo : BaseRepo</w:t>
+      </w:r>
+    </w:p>
+    <w:p>
+      <w:pPr>
+        <w:spacing w:after="80"/>
+        <w:rPr>
+          <w:rFonts w:ascii="Courier New" w:hAnsi="Courier New" w:cs="Courier New"/>
+          <w:sz w:val="18"/>
+          <w:szCs w:val="18"/>
+          <w:color w:val="2E4057"/>
+        </w:rPr>
+      </w:pPr>
+      <w:r>
+        <w:rPr>
+          <w:rFonts w:ascii="Courier New" w:hAnsi="Courier New" w:cs="Courier New"/>
+          <w:sz w:val="18"/>
+          <w:szCs w:val="18"/>
+          <w:color w:val="2E4057"/>
+        </w:rPr>
+        <w:t xml:space="preserve">    public EpizodaRepo(KonekcijaKlasa k) : base(k) { }</w:t>
+      </w:r>
+    </w:p>
+    <w:p>
+      <w:pPr>
+        <w:spacing w:after="160"/>
+        <w:rPr>
+          <w:rFonts w:ascii="Courier New" w:hAnsi="Courier New" w:cs="Courier New"/>
+          <w:sz w:val="18"/>
+          <w:szCs w:val="18"/>
+          <w:color w:val="2E4057"/>
+        </w:rPr>
+      </w:pPr>
+      <w:r>
+        <w:rPr>
+          <w:rFonts w:ascii="Courier New" w:hAnsi="Courier New" w:cs="Courier New"/>
+          <w:sz w:val="18"/>
+          <w:szCs w:val="18"/>
+          <w:color w:val="2E4057"/>
+        </w:rPr>
+        <w:t xml:space="preserve">// isto za KorisnikRepo i OcenaRepo</w:t>
+      </w:r>
+    </w:p>
+    <w:p>
+      <w:pPr>
+        <w:spacing w:after="160"/>
+        <w:rPr>
+          <w:rFonts w:ascii="Times New Roman" w:hAnsi="Times New Roman" w:cs="Times New Roman"/>
+        </w:rPr>
+      </w:pPr>
+      <w:r>
+        <w:rPr>
+          <w:rFonts w:ascii="Times New Roman" w:hAnsi="Times New Roman" w:cs="Times New Roman"/>
+        </w:rPr>
+        <w:t xml:space="preserve">Hijerarhija nasledjivanja u DAL sloju izgleda ovako: BaznaKonekcijaNova je bazna klasa konekcije, KonekcijaKlasa je njena naslednica. BaseRepo je apstraktna bazna klasa repozitorijuma, a EpizodaRepo, KorisnikRepo i OcenaRepo su njeni naslednici. Na ovaj nacin je zajednicki kod centralizovan, a svaki repozitorijum sadrzi samo svoje specificne metode.</w:t>
+      </w:r>
+    </w:p>
+    <w:p>
+      <w:pPr>
         <w:pStyle w:val="2"/>
         <w:rPr>
           <w:rFonts w:ascii="Times New Roman" w:hAnsi="Times New Roman" w:cs="Times New Roman"/>
@@ -22839,33 +22682,7 @@
           </w14:textFill>
         </w:rPr>
         <w:t>10. PowerDesigner modeli</w:t>
-      </w:r>
-      <w:r>
-        <w:rPr>
-          <w:rFonts w:ascii="Times New Roman" w:hAnsi="Times New Roman" w:eastAsia="Arial" w:cs="Times New Roman"/>
-          <w:color w:val="000000" w:themeColor="text1"/>
-          <w:sz w:val="32"/>
-          <w:szCs w:val="32"/>
-          <w14:textFill>
-            <w14:solidFill>
-              <w14:schemeClr w14:val="tx1"/>
-            </w14:solidFill>
-          </w14:textFill>
-        </w:rPr>
         <w:br w:type="textWrapping"/>
-      </w:r>
-      <w:r>
-        <w:rPr>
-          <w:rFonts w:ascii="Times New Roman" w:hAnsi="Times New Roman" w:eastAsia="Arial" w:cs="Times New Roman"/>
-          <w:color w:val="000000" w:themeColor="text1"/>
-          <w:sz w:val="32"/>
-          <w:szCs w:val="32"/>
-          <w14:textFill>
-            <w14:solidFill>
-              <w14:schemeClr w14:val="tx1"/>
-            </w14:solidFill>
-          </w14:textFill>
-        </w:rPr>
         <w:br w:type="textWrapping"/>
       </w:r>
       <w:r>
@@ -22883,21 +22700,6 @@
           </w14:textFill>
         </w:rPr>
         <w:t>Model podataka je razvijen u tri faze korišćenjem alata SAP PowerDesigner. Svaka faza donosi veći nivo detalja i specifičnosti u odnosu na ciljni sistem upravljanja bazom podataka.</w:t>
-      </w:r>
-      <w:r>
-        <w:rPr>
-          <w:rFonts w:ascii="Times New Roman" w:hAnsi="Times New Roman" w:cs="Times New Roman"/>
-          <w:b w:val="0"/>
-          <w:bCs w:val="0"/>
-          <w:color w:val="000000" w:themeColor="text1"/>
-          <w:sz w:val="28"/>
-          <w:szCs w:val="28"/>
-          <w14:textFill>
-            <w14:solidFill>
-              <w14:schemeClr w14:val="tx1"/>
-            </w14:solidFill>
-          </w14:textFill>
-        </w:rPr>
         <w:br w:type="textWrapping"/>
       </w:r>
       <w:r>
@@ -23395,20 +23197,6 @@
           </w14:textFill>
         </w:rPr>
         <w:t>Fizički model je specifičan za Microsoft SQL Server i sadrži konkretne SQL Server tipove podataka, indekse, strane ključeve i ostale fizičke karakteristike baze podataka.</w:t>
-      </w:r>
-      <w:r>
-        <w:rPr>
-          <w:rFonts w:ascii="Times New Roman" w:hAnsi="Times New Roman" w:eastAsia="Arial" w:cs="Times New Roman"/>
-          <w:color w:val="000000" w:themeColor="text1"/>
-          <w:sz w:val="28"/>
-          <w:szCs w:val="28"/>
-          <w:lang w:val="de-DE"/>
-          <w14:textFill>
-            <w14:solidFill>
-              <w14:schemeClr w14:val="tx1"/>
-            </w14:solidFill>
-          </w14:textFill>
-        </w:rPr>
         <w:br w:type="textWrapping"/>
       </w:r>
       <w:r>
